--- a/downloads/workbook/ai-6-week-08.docx
+++ b/downloads/workbook/ai-6-week-08.docx
@@ -961,6 +961,178 @@
         <w:t>Project connection: For the Grounded Learning Service, retain an annotated trace and the changed-case result. Name the contract or evidence that makes the deciding step valid, so another team can review it.</w:t>
       </w:r>
     </w:p>
+    <w:p>
+      <w:pPr>
+        <w:pStyle w:val="Heading1"/>
+      </w:pPr>
+      <w:r>
+        <w:t>13. Project portfolio milestone</w:t>
+      </w:r>
+    </w:p>
+    <w:p>
+      <w:r>
+        <w:t>Project: Grounded Learning Service</w:t>
+      </w:r>
+    </w:p>
+    <w:p>
+      <w:r>
+        <w:t>Current milestone: Make a transparent first version. Keep a trace of how one input becomes an output; explain the rule or learned component.</w:t>
+      </w:r>
+    </w:p>
+    <w:p>
+      <w:r>
+        <w:t>For the Grounded Learning Service, retain an annotated trace and the changed-case result. Name the contract or evidence that makes the deciding step valid, so another team can review it.</w:t>
+      </w:r>
+    </w:p>
+    <w:tbl>
+      <w:tblPr>
+        <w:tblStyle w:val="LightShading-Accent1"/>
+        <w:tblW w:type="auto" w:w="0"/>
+        <w:tblLook w:firstColumn="1" w:firstRow="1" w:lastColumn="0" w:lastRow="0" w:noHBand="0" w:noVBand="1" w:val="04A0"/>
+      </w:tblPr>
+      <w:tblGrid>
+        <w:gridCol w:w="5112"/>
+        <w:gridCol w:w="5112"/>
+      </w:tblGrid>
+      <w:tr>
+        <w:trPr>
+          <w:tblHeader/>
+        </w:trPr>
+        <w:tc>
+          <w:tcPr>
+            <w:tcW w:type="dxa" w:w="5112"/>
+          </w:tcPr>
+          <w:p>
+            <w:r>
+              <w:t>Evidence to keep</w:t>
+            </w:r>
+          </w:p>
+        </w:tc>
+        <w:tc>
+          <w:tcPr>
+            <w:tcW w:type="dxa" w:w="5112"/>
+          </w:tcPr>
+          <w:p>
+            <w:r>
+              <w:t>My record</w:t>
+            </w:r>
+          </w:p>
+        </w:tc>
+      </w:tr>
+      <w:tr>
+        <w:tc>
+          <w:tcPr>
+            <w:tcW w:type="dxa" w:w="5112"/>
+          </w:tcPr>
+          <w:p>
+            <w:r>
+              <w:t>This week’s input and deciding step</w:t>
+            </w:r>
+          </w:p>
+        </w:tc>
+        <w:tc>
+          <w:tcPr>
+            <w:tcW w:type="dxa" w:w="5112"/>
+          </w:tcPr>
+          <w:p>
+            <w:r/>
+          </w:p>
+        </w:tc>
+      </w:tr>
+      <w:tr>
+        <w:tc>
+          <w:tcPr>
+            <w:tcW w:type="dxa" w:w="5112"/>
+          </w:tcPr>
+          <w:p>
+            <w:r>
+              <w:t>Prediction and actual result (or labelled paper trace)</w:t>
+            </w:r>
+          </w:p>
+        </w:tc>
+        <w:tc>
+          <w:tcPr>
+            <w:tcW w:type="dxa" w:w="5112"/>
+          </w:tcPr>
+          <w:p>
+            <w:r/>
+          </w:p>
+        </w:tc>
+      </w:tr>
+      <w:tr>
+        <w:tc>
+          <w:tcPr>
+            <w:tcW w:type="dxa" w:w="5112"/>
+          </w:tcPr>
+          <w:p>
+            <w:r>
+              <w:t>One change since the previous checkpoint and why</w:t>
+            </w:r>
+          </w:p>
+        </w:tc>
+        <w:tc>
+          <w:tcPr>
+            <w:tcW w:type="dxa" w:w="5112"/>
+          </w:tcPr>
+          <w:p>
+            <w:r/>
+          </w:p>
+        </w:tc>
+      </w:tr>
+      <w:tr>
+        <w:tc>
+          <w:tcPr>
+            <w:tcW w:type="dxa" w:w="5112"/>
+          </w:tcPr>
+          <w:p>
+            <w:r>
+              <w:t>One error or limit and the next test</w:t>
+            </w:r>
+          </w:p>
+        </w:tc>
+        <w:tc>
+          <w:tcPr>
+            <w:tcW w:type="dxa" w:w="5112"/>
+          </w:tcPr>
+          <w:p>
+            <w:r/>
+          </w:p>
+        </w:tc>
+      </w:tr>
+    </w:tbl>
+    <w:p>
+      <w:pPr>
+        <w:pStyle w:val="Heading3"/>
+      </w:pPr>
+      <w:r>
+        <w:t>Explain what this week adds to your project. Reuse last week’s record rather than starting again.</w:t>
+      </w:r>
+    </w:p>
+    <w:p>
+      <w:r>
+        <w:t>________________________________________________________________</w:t>
+      </w:r>
+    </w:p>
+    <w:p>
+      <w:r>
+        <w:t>________________________________________________________________</w:t>
+      </w:r>
+    </w:p>
+    <w:p>
+      <w:r>
+        <w:t>________________________________________________________________</w:t>
+      </w:r>
+    </w:p>
+    <w:p>
+      <w:r>
+        <w:t>________________________________________________________________</w:t>
+      </w:r>
+    </w:p>
+    <w:p>
+      <w:r>
+        <w:t>________________________________________________________________</w:t>
+      </w:r>
+    </w:p>
     <w:sectPr>
       <w:pgSz w:w="12240" w:h="15840"/>
       <w:pgMar w:top="936" w:right="1008" w:bottom="936" w:left="1008" w:header="720" w:footer="720" w:gutter="0"/>

--- a/downloads/workbook/ai-6-week-08.docx
+++ b/downloads/workbook/ai-6-week-08.docx
@@ -1133,6 +1133,235 @@
         <w:t>________________________________________________________________</w:t>
       </w:r>
     </w:p>
+    <w:p>
+      <w:pPr>
+        <w:pStyle w:val="Heading1"/>
+      </w:pPr>
+      <w:r>
+        <w:t>14. Supported practice and learning evidence</w:t>
+      </w:r>
+    </w:p>
+    <w:p>
+      <w:r>
+        <w:t>Use this supported practice once, in the browser or on paper. Keep the reserved independent assessment for a separate first attempt before teacher feedback.</w:t>
+      </w:r>
+    </w:p>
+    <w:p>
+      <w:r>
+        <w:t>Judge two summaries with a rubric. A summariser must preserve two supplied facts and use at most 20 words.</w:t>
+      </w:r>
+    </w:p>
+    <w:p>
+      <w:pPr>
+        <w:pStyle w:val="Heading3"/>
+      </w:pPr>
+      <w:r>
+        <w:t>Practice 1: explain the deciding evidence</w:t>
+      </w:r>
+    </w:p>
+    <w:p>
+      <w:r>
+        <w:t>Which labelled step matches this detail? It is short, but room D contradicts room B.</w:t>
+      </w:r>
+    </w:p>
+    <w:p>
+      <w:r>
+        <w:t>1. Check second reply</w:t>
+      </w:r>
+    </w:p>
+    <w:p>
+      <w:r>
+        <w:t>2. Check first reply</w:t>
+      </w:r>
+    </w:p>
+    <w:p>
+      <w:r>
+        <w:t>3. Identify facts</w:t>
+      </w:r>
+    </w:p>
+    <w:p>
+      <w:pPr>
+        <w:pStyle w:val="Heading3"/>
+      </w:pPr>
+      <w:r>
+        <w:t>My selected conclusion, deciding fact and explanation</w:t>
+      </w:r>
+    </w:p>
+    <w:p>
+      <w:r>
+        <w:t>________________________________________________________________</w:t>
+      </w:r>
+    </w:p>
+    <w:p>
+      <w:r>
+        <w:t>________________________________________________________________</w:t>
+      </w:r>
+    </w:p>
+    <w:p>
+      <w:r>
+        <w:t>________________________________________________________________</w:t>
+      </w:r>
+    </w:p>
+    <w:p>
+      <w:r>
+        <w:t>________________________________________________________________</w:t>
+      </w:r>
+    </w:p>
+    <w:p>
+      <w:r>
+        <w:t>________________________________________________________________</w:t>
+      </w:r>
+    </w:p>
+    <w:p>
+      <w:r>
+        <w:t>Hint if needed: Read the steps in the pictorial case. Match the supplied detail to the stage that performs or records it.</w:t>
+      </w:r>
+    </w:p>
+    <w:p>
+      <w:r>
+        <w:t>After your attempt, compare with the supported explanation: Check second reply It is short, but room D contradicts room B. A behaviour contract can accept different wording while requiring the same facts. Short, fluent text may still fail factual support.</w:t>
+      </w:r>
+    </w:p>
+    <w:p>
+      <w:pPr>
+        <w:pStyle w:val="Heading3"/>
+      </w:pPr>
+      <w:r>
+        <w:t>Practice 2: explain the deciding evidence</w:t>
+      </w:r>
+    </w:p>
+    <w:p>
+      <w:r>
+        <w:t>Changed-case practice: Use a 25-word answer that preserves both facts. Which conclusion is supported by the supplied facts?</w:t>
+      </w:r>
+    </w:p>
+    <w:p>
+      <w:r>
+        <w:t>1. We can decide the result without examining the changed input or the procedure.</w:t>
+      </w:r>
+    </w:p>
+    <w:p>
+      <w:r>
+        <w:t>2. This one example guarantees correct results for every future input.</w:t>
+      </w:r>
+    </w:p>
+    <w:p>
+      <w:r>
+        <w:t>3. It passes support but fails the length requirement.</w:t>
+      </w:r>
+    </w:p>
+    <w:p>
+      <w:pPr>
+        <w:pStyle w:val="Heading3"/>
+      </w:pPr>
+      <w:r>
+        <w:t>My selected conclusion, deciding fact and explanation</w:t>
+      </w:r>
+    </w:p>
+    <w:p>
+      <w:r>
+        <w:t>________________________________________________________________</w:t>
+      </w:r>
+    </w:p>
+    <w:p>
+      <w:r>
+        <w:t>________________________________________________________________</w:t>
+      </w:r>
+    </w:p>
+    <w:p>
+      <w:r>
+        <w:t>________________________________________________________________</w:t>
+      </w:r>
+    </w:p>
+    <w:p>
+      <w:r>
+        <w:t>________________________________________________________________</w:t>
+      </w:r>
+    </w:p>
+    <w:p>
+      <w:r>
+        <w:t>________________________________________________________________</w:t>
+      </w:r>
+    </w:p>
+    <w:p>
+      <w:r>
+        <w:t>Hint if needed: Use the changed condition and the deciding step in the pictorial trace. The answer must say what follows from those facts.</w:t>
+      </w:r>
+    </w:p>
+    <w:p>
+      <w:r>
+        <w:t>After your attempt, compare with the supported explanation: It passes support but fails the length requirement. Every mandatory criterion must pass; facts do not erase a length violation.</w:t>
+      </w:r>
+    </w:p>
+    <w:p>
+      <w:pPr>
+        <w:pStyle w:val="Heading3"/>
+      </w:pPr>
+      <w:r>
+        <w:t>Repair a missing building block</w:t>
+      </w:r>
+    </w:p>
+    <w:p>
+      <w:r>
+        <w:t>Review Testing pure components (ai-6/7). Goal: Explain the mechanism and terminology of testing pure components. Short practice: Predict the formatter outputs for 7 and 12, including spacing. Why does input 0 need rejection under this contract rather than an ordinary formatted response?. Return to this week and explain what you changed.</w:t>
+      </w:r>
+    </w:p>
+    <w:p>
+      <w:r>
+        <w:t>Review Authentication and authorisation (ai-6/5). Goal: Explain the mechanism and terminology of authentication and authorisation. Short practice: Explain why Jo’s valid volunteer login does not permit editing C. Which trusted role change allows the action, and why is a role written in the request insufficient?. Return to this week and explain what you changed.</w:t>
+      </w:r>
+    </w:p>
+    <w:p>
+      <w:r>
+        <w:t>Review Architecture and data flow (ai-6/2). Goal: Explain the mechanism and terminology of architecture and data flow. Short practice: Label what moves along the library request, retrieval and drafting arrows. Where does 17:30 come from, and why must the service stop if the retrieval arrow is disconnected?. Return to this week and explain what you changed.</w:t>
+      </w:r>
+    </w:p>
+    <w:p>
+      <w:pPr>
+        <w:pStyle w:val="Heading3"/>
+      </w:pPr>
+      <w:r>
+        <w:t>Keep your completed work</w:t>
+      </w:r>
+    </w:p>
+    <w:p>
+      <w:r>
+        <w:t>Use Download completed work in the hosted lesson to export your answers, reflections, practice feedback and code-run evidence. Open the HTML copy to read or print it. Drafts stay in this browser when storage is available; clear drafts on a shared device.</w:t>
+      </w:r>
+    </w:p>
+    <w:p>
+      <w:pPr>
+        <w:pStyle w:val="Heading3"/>
+      </w:pPr>
+      <w:r>
+        <w:t>What I repaired, the evidence I kept and the next test</w:t>
+      </w:r>
+    </w:p>
+    <w:p>
+      <w:r>
+        <w:t>________________________________________________________________</w:t>
+      </w:r>
+    </w:p>
+    <w:p>
+      <w:r>
+        <w:t>________________________________________________________________</w:t>
+      </w:r>
+    </w:p>
+    <w:p>
+      <w:r>
+        <w:t>________________________________________________________________</w:t>
+      </w:r>
+    </w:p>
+    <w:p>
+      <w:r>
+        <w:t>________________________________________________________________</w:t>
+      </w:r>
+    </w:p>
+    <w:p>
+      <w:r>
+        <w:t>________________________________________________________________</w:t>
+      </w:r>
+    </w:p>
     <w:sectPr>
       <w:pgSz w:w="12240" w:h="15840"/>
       <w:pgMar w:top="936" w:right="1008" w:bottom="936" w:left="1008" w:header="720" w:footer="720" w:gutter="0"/>

--- a/downloads/workbook/ai-6-week-08.docx
+++ b/downloads/workbook/ai-6-week-08.docx
@@ -30,33 +30,45 @@
     </w:p>
     <w:p>
       <w:r>
-        <w:t>Try the recall before opening notes. Then use a different colour or a labelled second line to correct your explanation.</w:t>
+        <w:t>Record your starting explanation for Testing model-dependent behaviour before opening notes. Show any later correction separately.</w:t>
       </w:r>
     </w:p>
     <w:p>
       <w:pPr>
-        <w:pStyle w:val="Heading3"/>
-      </w:pPr>
-      <w:r>
-        <w:t>Testing pure components</w:t>
+        <w:spacing w:line="336" w:lineRule="auto" w:after="180"/>
+      </w:pPr>
+      <w:r>
+        <w:rPr>
+          <w:b w:val="0"/>
+        </w:rPr>
+        <w:t>Try the recall before opening notes. Then use a different colour or a labelled second line to correct your explanation.</w:t>
       </w:r>
     </w:p>
     <w:p>
-      <w:r>
-        <w:t>Without opening the old lesson, explain one key idea from Testing pure components. Give an example and a mistake that the idea helps you avoid.</w:t>
+      <w:pPr>
+        <w:pStyle w:val="Heading3"/>
+      </w:pPr>
+      <w:r>
+        <w:t>Testing pure components</w:t>
       </w:r>
     </w:p>
     <w:p>
       <w:pPr>
-        <w:pStyle w:val="Heading3"/>
-      </w:pPr>
-      <w:r>
-        <w:t>My remembered idea, example and correction</w:t>
+        <w:spacing w:line="336" w:lineRule="auto" w:after="180"/>
+      </w:pPr>
+      <w:r>
+        <w:rPr>
+          <w:b w:val="0"/>
+        </w:rPr>
+        <w:t>Without opening the old lesson, explain one key idea from Testing pure components. Give an example and a mistake that the idea helps you avoid.</w:t>
       </w:r>
     </w:p>
     <w:p>
-      <w:r>
-        <w:t>________________________________________________________________</w:t>
+      <w:pPr>
+        <w:pStyle w:val="Heading3"/>
+      </w:pPr>
+      <w:r>
+        <w:t>My remembered idea, example and correction</w:t>
       </w:r>
     </w:p>
     <w:p>
@@ -70,29 +82,35 @@
       </w:r>
     </w:p>
     <w:p>
-      <w:pPr>
-        <w:pStyle w:val="Heading3"/>
-      </w:pPr>
-      <w:r>
-        <w:t>Authentication and authorisation</w:t>
+      <w:r>
+        <w:t>________________________________________________________________</w:t>
       </w:r>
     </w:p>
     <w:p>
-      <w:r>
-        <w:t>Without opening the old lesson, explain one key idea from Authentication and authorisation. Give an example and a mistake that the idea helps you avoid.</w:t>
+      <w:pPr>
+        <w:pStyle w:val="Heading3"/>
+      </w:pPr>
+      <w:r>
+        <w:t>Authentication and authorisation</w:t>
       </w:r>
     </w:p>
     <w:p>
       <w:pPr>
-        <w:pStyle w:val="Heading3"/>
-      </w:pPr>
-      <w:r>
-        <w:t>My remembered idea, example and correction</w:t>
+        <w:spacing w:line="336" w:lineRule="auto" w:after="180"/>
+      </w:pPr>
+      <w:r>
+        <w:rPr>
+          <w:b w:val="0"/>
+        </w:rPr>
+        <w:t>Without opening the old lesson, explain one key idea from Authentication and authorisation. Give an example and a mistake that the idea helps you avoid.</w:t>
       </w:r>
     </w:p>
     <w:p>
-      <w:r>
-        <w:t>________________________________________________________________</w:t>
+      <w:pPr>
+        <w:pStyle w:val="Heading3"/>
+      </w:pPr>
+      <w:r>
+        <w:t>My remembered idea, example and correction</w:t>
       </w:r>
     </w:p>
     <w:p>
@@ -106,29 +124,35 @@
       </w:r>
     </w:p>
     <w:p>
-      <w:pPr>
-        <w:pStyle w:val="Heading3"/>
-      </w:pPr>
-      <w:r>
-        <w:t>Architecture and data flow</w:t>
+      <w:r>
+        <w:t>________________________________________________________________</w:t>
       </w:r>
     </w:p>
     <w:p>
-      <w:r>
-        <w:t>Without opening the old lesson, explain one key idea from Architecture and data flow. Give an example and a mistake that the idea helps you avoid.</w:t>
+      <w:pPr>
+        <w:pStyle w:val="Heading3"/>
+      </w:pPr>
+      <w:r>
+        <w:t>Architecture and data flow</w:t>
       </w:r>
     </w:p>
     <w:p>
       <w:pPr>
-        <w:pStyle w:val="Heading3"/>
-      </w:pPr>
-      <w:r>
-        <w:t>My remembered idea, example and correction</w:t>
+        <w:spacing w:line="336" w:lineRule="auto" w:after="180"/>
+      </w:pPr>
+      <w:r>
+        <w:rPr>
+          <w:b w:val="0"/>
+        </w:rPr>
+        <w:t>Without opening the old lesson, explain one key idea from Architecture and data flow. Give an example and a mistake that the idea helps you avoid.</w:t>
       </w:r>
     </w:p>
     <w:p>
-      <w:r>
-        <w:t>________________________________________________________________</w:t>
+      <w:pPr>
+        <w:pStyle w:val="Heading3"/>
+      </w:pPr>
+      <w:r>
+        <w:t>My remembered idea, example and correction</w:t>
       </w:r>
     </w:p>
     <w:p>
@@ -142,15 +166,31 @@
       </w:r>
     </w:p>
     <w:p>
-      <w:pPr>
-        <w:pStyle w:val="Heading1"/>
-      </w:pPr>
-      <w:r>
-        <w:t>02. Practise with fading help</w:t>
+      <w:r>
+        <w:t>________________________________________________________________</w:t>
       </w:r>
     </w:p>
     <w:p>
-      <w:r>
+      <w:pPr>
+        <w:pStyle w:val="Heading1"/>
+      </w:pPr>
+      <w:r>
+        <w:t>02. Practise with fading help</w:t>
+      </w:r>
+    </w:p>
+    <w:p>
+      <w:r>
+        <w:t>Complete the supported Testing model-dependent behaviour trace and record the first step you can explain without help.</w:t>
+      </w:r>
+    </w:p>
+    <w:p>
+      <w:pPr>
+        <w:spacing w:line="336" w:lineRule="auto" w:after="180"/>
+      </w:pPr>
+      <w:r>
+        <w:rPr>
+          <w:b w:val="0"/>
+        </w:rPr>
         <w:t>Use W2: Trace the worked case for Testing model-dependent behaviour. Record the answer once; the lesson and workbook refer to the same attempt.</w:t>
       </w:r>
     </w:p>
@@ -279,25 +319,37 @@
     </w:p>
     <w:p>
       <w:r>
-        <w:t>Use the worked case for Testing model-dependent behaviour. Proposed explanation: “The worked result establishes every future case”. Decide whether this explanation is supported. Point to the step or supplied fact that decides; explain your repair if needed.</w:t>
+        <w:t>Check the proposed Testing model-dependent behaviour explanation against the supplied facts before discussing it.</w:t>
       </w:r>
     </w:p>
     <w:p>
       <w:pPr>
-        <w:pStyle w:val="Heading3"/>
-      </w:pPr>
-      <w:r>
-        <w:t>My explanation before partner discussion</w:t>
+        <w:spacing w:line="336" w:lineRule="auto" w:after="180"/>
+      </w:pPr>
+      <w:r>
+        <w:rPr>
+          <w:b w:val="0"/>
+        </w:rPr>
+        <w:t>Use the worked case for Testing model-dependent behaviour. Proposed explanation: “The worked result establishes every future case”. Decide whether this explanation is supported.</w:t>
       </w:r>
     </w:p>
     <w:p>
-      <w:r>
-        <w:t>________________________________________________________________</w:t>
+      <w:pPr>
+        <w:spacing w:line="336" w:lineRule="auto" w:after="180"/>
+      </w:pPr>
+      <w:r>
+        <w:rPr>
+          <w:b w:val="0"/>
+        </w:rPr>
+        <w:t>Point to the step or supplied fact that decides; explain your repair if needed.</w:t>
       </w:r>
     </w:p>
     <w:p>
-      <w:r>
-        <w:t>________________________________________________________________</w:t>
+      <w:pPr>
+        <w:pStyle w:val="Heading3"/>
+      </w:pPr>
+      <w:r>
+        <w:t>My explanation before partner discussion</w:t>
       </w:r>
     </w:p>
     <w:p>
@@ -311,47 +363,65 @@
       </w:r>
     </w:p>
     <w:p>
-      <w:pPr>
-        <w:pStyle w:val="Heading1"/>
-      </w:pPr>
-      <w:r>
-        <w:t>04. Independent transfer case</w:t>
+      <w:r>
+        <w:t>________________________________________________________________</w:t>
       </w:r>
     </w:p>
     <w:p>
-      <w:pPr>
-        <w:pStyle w:val="Heading3"/>
-      </w:pPr>
-      <w:r>
-        <w:t>Independent case: Apply a new case independently</w:t>
+      <w:r>
+        <w:t>________________________________________________________________</w:t>
       </w:r>
     </w:p>
     <w:p>
-      <w:r>
-        <w:t>Four runs on each of two cases: first passes 4, second passes 2. Compute overall run rate and per-case rates.</w:t>
+      <w:pPr>
+        <w:pStyle w:val="Heading1"/>
+      </w:pPr>
+      <w:r>
+        <w:t>04. Independent transfer case</w:t>
       </w:r>
     </w:p>
     <w:p>
-      <w:pPr>
-        <w:pStyle w:val="Heading3"/>
-      </w:pPr>
-      <w:r>
-        <w:t>My independent explanation, trace and limits</w:t>
+      <w:r>
+        <w:t>Write one first attempt at the reserved independent case before feedback. Repeated copies of that case refer to the same recorded attempt.</w:t>
       </w:r>
     </w:p>
     <w:p>
-      <w:r>
-        <w:t>________________________________________________________________</w:t>
+      <w:pPr>
+        <w:pStyle w:val="Heading3"/>
+      </w:pPr>
+      <w:r>
+        <w:t>Independent case: Apply a new case independently</w:t>
       </w:r>
     </w:p>
     <w:p>
-      <w:r>
-        <w:t>________________________________________________________________</w:t>
+      <w:pPr>
+        <w:spacing w:line="336" w:lineRule="auto" w:after="180"/>
+      </w:pPr>
+      <w:r>
+        <w:rPr>
+          <w:b w:val="0"/>
+        </w:rPr>
+        <w:t xml:space="preserve">Four runs on each of two cases: first passes 4, second passes 2. Compute overall </w:t>
+      </w:r>
+      <w:r>
+        <w:rPr>
+          <w:b/>
+        </w:rPr>
+        <w:t>run rate</w:t>
+      </w:r>
+      <w:r>
+        <w:rPr>
+          <w:b w:val="0"/>
+        </w:rPr>
+        <w:t xml:space="preserve"> and per-case rates.</w:t>
       </w:r>
     </w:p>
     <w:p>
-      <w:r>
-        <w:t>________________________________________________________________</w:t>
+      <w:pPr>
+        <w:pStyle w:val="Heading3"/>
+      </w:pPr>
+      <w:r>
+        <w:t>My independent explanation, trace and limits</w:t>
       </w:r>
     </w:p>
     <w:p>
@@ -376,48 +446,96 @@
     </w:p>
     <w:p>
       <w:r>
-        <w:t>Attempt this case before feedback. Record any help. Earlier examples below are further practice; a case already practised with feedback cannot establish fresh transfer.</w:t>
+        <w:t>________________________________________________________________</w:t>
       </w:r>
     </w:p>
     <w:p>
-      <w:pPr>
-        <w:pStyle w:val="Heading1"/>
-      </w:pPr>
-      <w:r>
-        <w:t>05. W1 Explain the mechanism</w:t>
+      <w:r>
+        <w:t>________________________________________________________________</w:t>
       </w:r>
     </w:p>
     <w:p>
       <w:r>
-        <w:t>Explain the weekly mechanism in your own words. Use the worked scenario to name its input, decision rule and output.</w:t>
+        <w:t>________________________________________________________________</w:t>
       </w:r>
     </w:p>
     <w:p>
       <w:pPr>
-        <w:pStyle w:val="Heading3"/>
-      </w:pPr>
-      <w:r>
-        <w:t>My reasoning and evidence</w:t>
+        <w:spacing w:line="336" w:lineRule="auto" w:after="180"/>
+      </w:pPr>
+      <w:r>
+        <w:rPr>
+          <w:b w:val="0"/>
+        </w:rPr>
+        <w:t>Attempt this case before feedback. Record any help. Earlier examples below are further practice; a case already practised with feedback cannot establish fresh transfer.</w:t>
       </w:r>
     </w:p>
     <w:p>
-      <w:r>
-        <w:t>________________________________________________________________</w:t>
+      <w:pPr>
+        <w:pStyle w:val="Heading1"/>
+      </w:pPr>
+      <w:r>
+        <w:t>05. W1 Explain the mechanism</w:t>
       </w:r>
     </w:p>
     <w:p>
       <w:r>
-        <w:t>________________________________________________________________</w:t>
+        <w:t>Explain the mechanism. Apply the supplied Testing model-dependent behaviour facts and keep your reasoning.</w:t>
       </w:r>
     </w:p>
     <w:p>
-      <w:r>
-        <w:t>________________________________________________________________</w:t>
+      <w:pPr>
+        <w:spacing w:line="336" w:lineRule="auto" w:after="180"/>
+      </w:pPr>
+      <w:r>
+        <w:rPr>
+          <w:b w:val="0"/>
+        </w:rPr>
+        <w:t xml:space="preserve">Explain the weekly </w:t>
+      </w:r>
+      <w:r>
+        <w:rPr>
+          <w:b/>
+        </w:rPr>
+        <w:t>mechanism</w:t>
+      </w:r>
+      <w:r>
+        <w:rPr>
+          <w:b w:val="0"/>
+        </w:rPr>
+        <w:t xml:space="preserve"> in your own words. Use the worked scenario to name its </w:t>
+      </w:r>
+      <w:r>
+        <w:rPr>
+          <w:b/>
+        </w:rPr>
+        <w:t>input</w:t>
+      </w:r>
+      <w:r>
+        <w:rPr>
+          <w:b w:val="0"/>
+        </w:rPr>
+        <w:t xml:space="preserve">, decision rule and </w:t>
+      </w:r>
+      <w:r>
+        <w:rPr>
+          <w:b/>
+        </w:rPr>
+        <w:t>output</w:t>
+      </w:r>
+      <w:r>
+        <w:rPr>
+          <w:b w:val="0"/>
+        </w:rPr>
+        <w:t>.</w:t>
       </w:r>
     </w:p>
     <w:p>
-      <w:r>
-        <w:t>________________________________________________________________</w:t>
+      <w:pPr>
+        <w:pStyle w:val="Heading3"/>
+      </w:pPr>
+      <w:r>
+        <w:t>My reasoning and evidence</w:t>
       </w:r>
     </w:p>
     <w:p>
@@ -431,24 +549,18 @@
       </w:r>
     </w:p>
     <w:p>
-      <w:pPr>
-        <w:pStyle w:val="Heading1"/>
-      </w:pPr>
-      <w:r>
-        <w:t>06. W2 Trace the worked case</w:t>
+      <w:r>
+        <w:t>________________________________________________________________</w:t>
       </w:r>
     </w:p>
     <w:p>
       <w:r>
-        <w:t>Five runs on one case yield three fully supported valid responses and two unsupported capacities. Show the intermediate steps and give the conclusion with its scope.</w:t>
+        <w:t>________________________________________________________________</w:t>
       </w:r>
     </w:p>
     <w:p>
-      <w:pPr>
-        <w:pStyle w:val="Heading3"/>
-      </w:pPr>
-      <w:r>
-        <w:t>My reasoning and evidence</w:t>
+      <w:r>
+        <w:t>________________________________________________________________</w:t>
       </w:r>
     </w:p>
     <w:p>
@@ -457,23 +569,35 @@
       </w:r>
     </w:p>
     <w:p>
-      <w:r>
-        <w:t>________________________________________________________________</w:t>
+      <w:pPr>
+        <w:pStyle w:val="Heading1"/>
+      </w:pPr>
+      <w:r>
+        <w:t>06. W2 Trace the worked case</w:t>
       </w:r>
     </w:p>
     <w:p>
       <w:r>
-        <w:t>________________________________________________________________</w:t>
+        <w:t>Trace the worked case. Apply the supplied Testing model-dependent behaviour facts and keep your reasoning.</w:t>
       </w:r>
     </w:p>
     <w:p>
-      <w:r>
-        <w:t>________________________________________________________________</w:t>
+      <w:pPr>
+        <w:spacing w:line="336" w:lineRule="auto" w:after="180"/>
+      </w:pPr>
+      <w:r>
+        <w:rPr>
+          <w:b w:val="0"/>
+        </w:rPr>
+        <w:t>Five runs on one case yield three fully supported valid responses and two unsupported capacities. Show the intermediate steps and give the conclusion with its scope.</w:t>
       </w:r>
     </w:p>
     <w:p>
-      <w:r>
-        <w:t>________________________________________________________________</w:t>
+      <w:pPr>
+        <w:pStyle w:val="Heading3"/>
+      </w:pPr>
+      <w:r>
+        <w:t>My reasoning and evidence</w:t>
       </w:r>
     </w:p>
     <w:p>
@@ -487,24 +611,18 @@
       </w:r>
     </w:p>
     <w:p>
-      <w:pPr>
-        <w:pStyle w:val="Heading1"/>
-      </w:pPr>
-      <w:r>
-        <w:t>07. W3 Audit the limit</w:t>
+      <w:r>
+        <w:t>________________________________________________________________</w:t>
       </w:r>
     </w:p>
     <w:p>
       <w:r>
-        <w:t>A report omits this qualification: A deterministic mocked output tests the pipeline contract but cannot estimate an unspecified live model distribution. Explain how omitting it could change a reader's interpretation, and write an accurate replacement.</w:t>
+        <w:t>________________________________________________________________</w:t>
       </w:r>
     </w:p>
     <w:p>
-      <w:pPr>
-        <w:pStyle w:val="Heading3"/>
-      </w:pPr>
-      <w:r>
-        <w:t>My reasoning and evidence</w:t>
+      <w:r>
+        <w:t>________________________________________________________________</w:t>
       </w:r>
     </w:p>
     <w:p>
@@ -518,44 +636,68 @@
       </w:r>
     </w:p>
     <w:p>
-      <w:r>
-        <w:t>________________________________________________________________</w:t>
+      <w:pPr>
+        <w:pStyle w:val="Heading1"/>
+      </w:pPr>
+      <w:r>
+        <w:t>07. W3 Audit the limit</w:t>
       </w:r>
     </w:p>
     <w:p>
       <w:r>
-        <w:t>________________________________________________________________</w:t>
+        <w:t>Audit the limit. Apply the supplied Testing model-dependent behaviour facts and keep your reasoning.</w:t>
       </w:r>
     </w:p>
     <w:p>
-      <w:r>
-        <w:t>________________________________________________________________</w:t>
+      <w:pPr>
+        <w:spacing w:line="336" w:lineRule="auto" w:after="180"/>
+      </w:pPr>
+      <w:r>
+        <w:rPr>
+          <w:b w:val="0"/>
+        </w:rPr>
+        <w:t xml:space="preserve">A report omits this qualification: A deterministic mocked </w:t>
+      </w:r>
+      <w:r>
+        <w:rPr>
+          <w:b/>
+        </w:rPr>
+        <w:t>output</w:t>
+      </w:r>
+      <w:r>
+        <w:rPr>
+          <w:b w:val="0"/>
+        </w:rPr>
+        <w:t xml:space="preserve"> tests the pipeline contract but cannot estimate an unspecified live model distribution.</w:t>
       </w:r>
     </w:p>
     <w:p>
-      <w:r>
-        <w:t>________________________________________________________________</w:t>
+      <w:pPr>
+        <w:spacing w:line="336" w:lineRule="auto" w:after="180"/>
+      </w:pPr>
+      <w:r>
+        <w:rPr>
+          <w:b w:val="0"/>
+        </w:rPr>
+        <w:t>Explain how omitting it could change a reader's interpretation, and write an accurate replacement.</w:t>
       </w:r>
     </w:p>
     <w:p>
       <w:pPr>
-        <w:pStyle w:val="Heading1"/>
-      </w:pPr>
-      <w:r>
-        <w:t>08. W4 Apply a new case independently</w:t>
+        <w:pStyle w:val="Heading3"/>
+      </w:pPr>
+      <w:r>
+        <w:t>My reasoning and evidence</w:t>
       </w:r>
     </w:p>
     <w:p>
       <w:r>
-        <w:t>Four runs on each of two cases: first passes 4, second passes 2. Compute overall run rate and per-case rates.</w:t>
+        <w:t>________________________________________________________________</w:t>
       </w:r>
     </w:p>
     <w:p>
-      <w:pPr>
-        <w:pStyle w:val="Heading3"/>
-      </w:pPr>
-      <w:r>
-        <w:t>My reasoning and evidence</w:t>
+      <w:r>
+        <w:t>________________________________________________________________</w:t>
       </w:r>
     </w:p>
     <w:p>
@@ -579,44 +721,62 @@
       </w:r>
     </w:p>
     <w:p>
-      <w:r>
-        <w:t>________________________________________________________________</w:t>
+      <w:pPr>
+        <w:pStyle w:val="Heading1"/>
+      </w:pPr>
+      <w:r>
+        <w:t>08. W4 Apply a new case independently</w:t>
       </w:r>
     </w:p>
     <w:p>
       <w:r>
-        <w:t>________________________________________________________________</w:t>
+        <w:t>Attempt before feedback. If this repeats the selected independent case, reuse that first attempt; otherwise keep a separate record. Apply a new case independently. Apply the supplied Testing model-dependent behaviour facts and keep your reasoning.</w:t>
       </w:r>
     </w:p>
     <w:p>
-      <w:r>
-        <w:t>________________________________________________________________</w:t>
+      <w:pPr>
+        <w:spacing w:line="336" w:lineRule="auto" w:after="180"/>
+      </w:pPr>
+      <w:r>
+        <w:rPr>
+          <w:b w:val="0"/>
+        </w:rPr>
+        <w:t xml:space="preserve">Four runs on each of two cases: first passes 4, second passes 2. Compute overall </w:t>
+      </w:r>
+      <w:r>
+        <w:rPr>
+          <w:b/>
+        </w:rPr>
+        <w:t>run rate</w:t>
+      </w:r>
+      <w:r>
+        <w:rPr>
+          <w:b w:val="0"/>
+        </w:rPr>
+        <w:t xml:space="preserve"> and per-case rates.</w:t>
       </w:r>
     </w:p>
     <w:p>
-      <w:r>
-        <w:t>________________________________________________________________</w:t>
+      <w:pPr>
+        <w:pStyle w:val="Heading3"/>
+      </w:pPr>
+      <w:r>
+        <w:t>My reasoning and evidence</w:t>
       </w:r>
     </w:p>
     <w:p>
-      <w:pPr>
-        <w:pStyle w:val="Heading1"/>
-      </w:pPr>
-      <w:r>
-        <w:t>09. W5 Design a revealing follow-up</w:t>
+      <w:r>
+        <w:t>________________________________________________________________</w:t>
       </w:r>
     </w:p>
     <w:p>
       <w:r>
-        <w:t>For the worked scenario, propose one additional case that could reveal a failure, describe its expected outcome before running it, and explain what would need to remain fixed for a fair comparison. Do not reuse W4 as a new final test after receiving feedback.</w:t>
+        <w:t>________________________________________________________________</w:t>
       </w:r>
     </w:p>
     <w:p>
-      <w:pPr>
-        <w:pStyle w:val="Heading3"/>
-      </w:pPr>
-      <w:r>
-        <w:t>My reasoning and evidence</w:t>
+      <w:r>
+        <w:t>________________________________________________________________</w:t>
       </w:r>
     </w:p>
     <w:p>
@@ -645,26 +805,38 @@
       </w:r>
     </w:p>
     <w:p>
-      <w:r>
-        <w:t>________________________________________________________________</w:t>
+      <w:pPr>
+        <w:pStyle w:val="Heading1"/>
+      </w:pPr>
+      <w:r>
+        <w:t>09. W5 Design a revealing follow-up</w:t>
       </w:r>
     </w:p>
     <w:p>
       <w:r>
-        <w:t>________________________________________________________________</w:t>
+        <w:t>Design a revealing follow-up. Apply the supplied Testing model-dependent behaviour facts and keep your reasoning.</w:t>
       </w:r>
     </w:p>
     <w:p>
       <w:pPr>
-        <w:pStyle w:val="Heading1"/>
-      </w:pPr>
-      <w:r>
-        <w:t>10. Project checkpoint and reflection</w:t>
+        <w:spacing w:line="336" w:lineRule="auto" w:after="180"/>
+      </w:pPr>
+      <w:r>
+        <w:rPr>
+          <w:b w:val="0"/>
+        </w:rPr>
+        <w:t>For the worked scenario, propose one additional case that could reveal a failure, describe its expected outcome before running it, and explain what would need to remain fixed for a fair comparison.</w:t>
       </w:r>
     </w:p>
     <w:p>
-      <w:r>
-        <w:t>Add a labelled testing model-dependent behaviour evidence sheet to Grounded Learning Service. Show how you can explain the mechanism and terminology of testing model-dependent behaviour. Use the supplied fictional case and keep its inputs, intermediate steps, calculation or prediction, and limitation. Connect this record to last week’s record; a matching answer without a trace is insufficient.</w:t>
+      <w:pPr>
+        <w:spacing w:line="336" w:lineRule="auto" w:after="180"/>
+      </w:pPr>
+      <w:r>
+        <w:rPr>
+          <w:b w:val="0"/>
+        </w:rPr>
+        <w:t>Do not reuse W4 as a new final test after receiving feedback.</w:t>
       </w:r>
     </w:p>
     <w:p>
@@ -672,7 +844,7 @@
         <w:pStyle w:val="Heading3"/>
       </w:pPr>
       <w:r>
-        <w:t>My project change, supporting evidence and remaining limit</w:t>
+        <w:t>My reasoning and evidence</w:t>
       </w:r>
     </w:p>
     <w:p>
@@ -706,11 +878,142 @@
       </w:r>
     </w:p>
     <w:p>
+      <w:r>
+        <w:t>________________________________________________________________</w:t>
+      </w:r>
+    </w:p>
+    <w:p>
       <w:pPr>
         <w:pStyle w:val="Heading1"/>
       </w:pPr>
       <w:r>
+        <w:t>10. Project checkpoint and reflection</w:t>
+      </w:r>
+    </w:p>
+    <w:p>
+      <w:r>
+        <w:t>Connect Testing model-dependent behaviour to Grounded Learning Service, identify a limit and choose the next useful test.</w:t>
+      </w:r>
+    </w:p>
+    <w:p>
+      <w:pPr>
+        <w:spacing w:line="336" w:lineRule="auto" w:after="180"/>
+      </w:pPr>
+      <w:r>
+        <w:rPr>
+          <w:b w:val="0"/>
+        </w:rPr>
+        <w:t xml:space="preserve">Add a labelled testing model-dependent behaviour </w:t>
+      </w:r>
+      <w:r>
+        <w:rPr>
+          <w:b/>
+        </w:rPr>
+        <w:t>evidence</w:t>
+      </w:r>
+      <w:r>
+        <w:rPr>
+          <w:b w:val="0"/>
+        </w:rPr>
+        <w:t xml:space="preserve"> sheet to Grounded Learning Service. Show how you can explain the </w:t>
+      </w:r>
+      <w:r>
+        <w:rPr>
+          <w:b/>
+        </w:rPr>
+        <w:t>mechanism</w:t>
+      </w:r>
+      <w:r>
+        <w:rPr>
+          <w:b w:val="0"/>
+        </w:rPr>
+        <w:t xml:space="preserve"> and terminology of testing model-dependent behaviour.</w:t>
+      </w:r>
+    </w:p>
+    <w:p>
+      <w:pPr>
+        <w:spacing w:line="336" w:lineRule="auto" w:after="180"/>
+      </w:pPr>
+      <w:r>
+        <w:rPr>
+          <w:b w:val="0"/>
+        </w:rPr>
+        <w:t xml:space="preserve">Use the supplied fictional case and keep its </w:t>
+      </w:r>
+      <w:r>
+        <w:rPr>
+          <w:b/>
+        </w:rPr>
+        <w:t>input</w:t>
+      </w:r>
+      <w:r>
+        <w:rPr>
+          <w:b w:val="0"/>
+        </w:rPr>
+        <w:t xml:space="preserve">s, intermediate steps, calculation or </w:t>
+      </w:r>
+      <w:r>
+        <w:rPr>
+          <w:b/>
+        </w:rPr>
+        <w:t>prediction</w:t>
+      </w:r>
+      <w:r>
+        <w:rPr>
+          <w:b w:val="0"/>
+        </w:rPr>
+        <w:t>, and limitation. Connect this record to last week’s record; a matching answer without a trace is insufficient.</w:t>
+      </w:r>
+    </w:p>
+    <w:p>
+      <w:pPr>
+        <w:pStyle w:val="Heading3"/>
+      </w:pPr>
+      <w:r>
+        <w:t>My project change, supporting evidence and remaining limit</w:t>
+      </w:r>
+    </w:p>
+    <w:p>
+      <w:r>
+        <w:t>________________________________________________________________</w:t>
+      </w:r>
+    </w:p>
+    <w:p>
+      <w:r>
+        <w:t>________________________________________________________________</w:t>
+      </w:r>
+    </w:p>
+    <w:p>
+      <w:r>
+        <w:t>________________________________________________________________</w:t>
+      </w:r>
+    </w:p>
+    <w:p>
+      <w:r>
+        <w:t>________________________________________________________________</w:t>
+      </w:r>
+    </w:p>
+    <w:p>
+      <w:r>
+        <w:t>________________________________________________________________</w:t>
+      </w:r>
+    </w:p>
+    <w:p>
+      <w:r>
+        <w:t>________________________________________________________________</w:t>
+      </w:r>
+    </w:p>
+    <w:p>
+      <w:pPr>
+        <w:pStyle w:val="Heading1"/>
+      </w:pPr>
+      <w:r>
         <w:t>11. Feedback, return check and learning record</w:t>
+      </w:r>
+    </w:p>
+    <w:p>
+      <w:r>
+        <w:t>Record the first repaired step and a different case to revisit after a delay.</w:t>
       </w:r>
     </w:p>
     <w:tbl>
@@ -850,7 +1153,13 @@
       </w:tr>
     </w:tbl>
     <w:p>
-      <w:r>
+      <w:pPr>
+        <w:spacing w:line="336" w:lineRule="auto" w:after="180"/>
+      </w:pPr>
+      <w:r>
+        <w:rPr>
+          <w:b w:val="0"/>
+        </w:rPr>
         <w:t>Revisit this idea with your teacher after a delay. Familiarity is different from explaining and using it on a changed case.</w:t>
       </w:r>
     </w:p>
@@ -864,11 +1173,28 @@
     </w:p>
     <w:p>
       <w:r>
-        <w:t>Judge two summaries with a rubric. A summariser must preserve two supplied facts and use at most 20 words.</w:t>
+        <w:t>Judge two summaries with a rubric. A summariser must preserve two supplied facts and use at most 20 words. Explain the labelled step before checking the changed condition.</w:t>
       </w:r>
     </w:p>
     <w:p>
-      <w:r>
+      <w:pPr>
+        <w:spacing w:line="336" w:lineRule="auto" w:after="180"/>
+      </w:pPr>
+      <w:r>
+        <w:rPr>
+          <w:b w:val="0"/>
+        </w:rPr>
+        <w:t>Judge two summaries with a rubric. A summariser must preserve two supplied facts and use at most 20 words.</w:t>
+      </w:r>
+    </w:p>
+    <w:p>
+      <w:pPr>
+        <w:spacing w:line="336" w:lineRule="auto" w:after="180"/>
+      </w:pPr>
+      <w:r>
+        <w:rPr>
+          <w:b w:val="0"/>
+        </w:rPr>
         <w:t>Facts: club meets Friday, room B. Recorded replies: "Friday in room B" and "Friday in room D".</w:t>
       </w:r>
     </w:p>
@@ -909,7 +1235,14 @@
       </w:r>
     </w:p>
     <w:p>
-      <w:r>
+      <w:pPr>
+        <w:spacing w:line="336" w:lineRule="auto" w:after="180"/>
+        <w:shd w:fill="F5F1FB"/>
+      </w:pPr>
+      <w:r>
+        <w:rPr>
+          <w:b w:val="0"/>
+        </w:rPr>
         <w:t>Score "Friday in room B" and "Friday in room D" against both mandatory criteria. Would a correct 25-word response pass, and why?</w:t>
       </w:r>
     </w:p>
@@ -952,36 +1285,140 @@
       </w:r>
     </w:p>
     <w:p>
-      <w:r>
-        <w:t>Support used: alone / hint / worked example. This record is practice evidence.</w:t>
+      <w:pPr>
+        <w:pStyle w:val="Heading3"/>
+      </w:pPr>
+      <w:r>
+        <w:t>Record the help used</w:t>
       </w:r>
     </w:p>
     <w:p>
-      <w:r>
-        <w:t>Project connection: For the Grounded Learning Service, retain an annotated trace and the changed-case result. Name the contract or evidence that makes the deciding step valid, so another team can review it.</w:t>
+      <w:pPr>
+        <w:spacing w:line="336" w:lineRule="auto" w:after="180"/>
+        <w:shd w:fill="F1F6F8"/>
+      </w:pPr>
+      <w:r>
+        <w:rPr>
+          <w:b w:val="0"/>
+        </w:rPr>
+        <w:t xml:space="preserve">Support used: alone / hint / worked example. This record is practice </w:t>
+      </w:r>
+      <w:r>
+        <w:rPr>
+          <w:b/>
+        </w:rPr>
+        <w:t>evidence</w:t>
+      </w:r>
+      <w:r>
+        <w:rPr>
+          <w:b w:val="0"/>
+        </w:rPr>
+        <w:t>.</w:t>
       </w:r>
     </w:p>
     <w:p>
       <w:pPr>
-        <w:pStyle w:val="Heading1"/>
-      </w:pPr>
-      <w:r>
-        <w:t>13. Project portfolio milestone</w:t>
+        <w:spacing w:line="336" w:lineRule="auto" w:after="180"/>
+      </w:pPr>
+      <w:r>
+        <w:rPr>
+          <w:b w:val="0"/>
+        </w:rPr>
+        <w:t xml:space="preserve">Project connection: For the Grounded Learning Service, retain an annotated trace and the changed-case result. Name the contract or </w:t>
+      </w:r>
+      <w:r>
+        <w:rPr>
+          <w:b/>
+        </w:rPr>
+        <w:t>evidence</w:t>
+      </w:r>
+      <w:r>
+        <w:rPr>
+          <w:b w:val="0"/>
+        </w:rPr>
+        <w:t xml:space="preserve"> that makes the deciding step valid, so another team can review it.</w:t>
       </w:r>
     </w:p>
     <w:p>
-      <w:r>
-        <w:t>Project: Grounded Learning Service</w:t>
+      <w:pPr>
+        <w:pStyle w:val="Heading1"/>
+      </w:pPr>
+      <w:r>
+        <w:t>13. Project portfolio milestone</w:t>
       </w:r>
     </w:p>
     <w:p>
       <w:r>
-        <w:t>Current milestone: Make a transparent first version. Keep a trace of how one input becomes an output; explain the rule or learned component.</w:t>
+        <w:t>Keep this week’s input, deciding step, result and limit together in the Grounded Learning Service record.</w:t>
       </w:r>
     </w:p>
     <w:p>
-      <w:r>
-        <w:t>For the Grounded Learning Service, retain an annotated trace and the changed-case result. Name the contract or evidence that makes the deciding step valid, so another team can review it.</w:t>
+      <w:pPr>
+        <w:spacing w:line="336" w:lineRule="auto" w:after="180"/>
+      </w:pPr>
+      <w:r>
+        <w:rPr>
+          <w:b w:val="0"/>
+        </w:rPr>
+        <w:t>Project: Grounded Learning Service</w:t>
+      </w:r>
+    </w:p>
+    <w:p>
+      <w:pPr>
+        <w:spacing w:line="336" w:lineRule="auto" w:after="180"/>
+      </w:pPr>
+      <w:r>
+        <w:rPr>
+          <w:b w:val="0"/>
+        </w:rPr>
+        <w:t xml:space="preserve">Current milestone: Make a transparent first version. Keep a trace of how one </w:t>
+      </w:r>
+      <w:r>
+        <w:rPr>
+          <w:b/>
+        </w:rPr>
+        <w:t>input</w:t>
+      </w:r>
+      <w:r>
+        <w:rPr>
+          <w:b w:val="0"/>
+        </w:rPr>
+        <w:t xml:space="preserve"> becomes an </w:t>
+      </w:r>
+      <w:r>
+        <w:rPr>
+          <w:b/>
+        </w:rPr>
+        <w:t>output</w:t>
+      </w:r>
+      <w:r>
+        <w:rPr>
+          <w:b w:val="0"/>
+        </w:rPr>
+        <w:t>; explain the rule or learned component.</w:t>
+      </w:r>
+    </w:p>
+    <w:p>
+      <w:pPr>
+        <w:spacing w:line="336" w:lineRule="auto" w:after="180"/>
+      </w:pPr>
+      <w:r>
+        <w:rPr>
+          <w:b w:val="0"/>
+        </w:rPr>
+        <w:t xml:space="preserve">For the Grounded Learning Service, retain an annotated trace and the changed-case result. Name the contract or </w:t>
+      </w:r>
+      <w:r>
+        <w:rPr>
+          <w:b/>
+        </w:rPr>
+        <w:t>evidence</w:t>
+      </w:r>
+      <w:r>
+        <w:rPr>
+          <w:b w:val="0"/>
+        </w:rPr>
+        <w:t xml:space="preserve"> that makes the deciding step valid, so another team can review it.</w:t>
       </w:r>
     </w:p>
     <w:tbl>
@@ -1143,53 +1580,92 @@
     </w:p>
     <w:p>
       <w:r>
-        <w:t>Use this supported practice once, in the browser or on paper. Keep the reserved independent assessment for a separate first attempt before teacher feedback.</w:t>
+        <w:t>Try the supported questions before comparing with hints and feedback. Record what you repaired and the evidence you retained.</w:t>
       </w:r>
     </w:p>
     <w:p>
-      <w:r>
-        <w:t>Judge two summaries with a rubric. A summariser must preserve two supplied facts and use at most 20 words.</w:t>
+      <w:pPr>
+        <w:spacing w:line="336" w:lineRule="auto" w:after="180"/>
+      </w:pPr>
+      <w:r>
+        <w:rPr>
+          <w:b w:val="0"/>
+        </w:rPr>
+        <w:t>Use this supported practice once, in the browser or on paper. Keep the reserved independent assessment for a separate first attempt before teacher feedback.</w:t>
       </w:r>
     </w:p>
     <w:p>
       <w:pPr>
-        <w:pStyle w:val="Heading3"/>
-      </w:pPr>
-      <w:r>
-        <w:t>Practice 1: explain the deciding evidence</w:t>
+        <w:spacing w:line="336" w:lineRule="auto" w:after="180"/>
+      </w:pPr>
+      <w:r>
+        <w:rPr>
+          <w:b w:val="0"/>
+        </w:rPr>
+        <w:t>Judge two summaries with a rubric. A summariser must preserve two supplied facts and use at most 20 words.</w:t>
       </w:r>
     </w:p>
     <w:p>
-      <w:r>
-        <w:t>Which labelled step matches this detail? It is short, but room D contradicts room B.</w:t>
+      <w:pPr>
+        <w:pStyle w:val="Heading3"/>
+      </w:pPr>
+      <w:r>
+        <w:t>Practice 1: explain the deciding evidence</w:t>
       </w:r>
     </w:p>
     <w:p>
-      <w:r>
-        <w:t>1. Check second reply</w:t>
+      <w:pPr>
+        <w:spacing w:line="336" w:lineRule="auto" w:after="180"/>
+      </w:pPr>
+      <w:r>
+        <w:rPr>
+          <w:b w:val="0"/>
+        </w:rPr>
+        <w:t>Which labelled step matches this detail? It is short, but room D contradicts room B.</w:t>
       </w:r>
     </w:p>
     <w:p>
-      <w:r>
-        <w:t>2. Check first reply</w:t>
+      <w:pPr>
+        <w:spacing w:line="336" w:lineRule="auto" w:after="180"/>
+        <w:shd w:fill="F4F9FC"/>
+      </w:pPr>
+      <w:r>
+        <w:rPr>
+          <w:b w:val="0"/>
+        </w:rPr>
+        <w:t>1. Check second reply</w:t>
       </w:r>
     </w:p>
     <w:p>
-      <w:r>
-        <w:t>3. Identify facts</w:t>
+      <w:pPr>
+        <w:spacing w:line="336" w:lineRule="auto" w:after="180"/>
+        <w:shd w:fill="F4F9FC"/>
+      </w:pPr>
+      <w:r>
+        <w:rPr>
+          <w:b w:val="0"/>
+        </w:rPr>
+        <w:t>2. Check first reply</w:t>
       </w:r>
     </w:p>
     <w:p>
       <w:pPr>
-        <w:pStyle w:val="Heading3"/>
-      </w:pPr>
-      <w:r>
-        <w:t>My selected conclusion, deciding fact and explanation</w:t>
+        <w:spacing w:line="336" w:lineRule="auto" w:after="180"/>
+        <w:shd w:fill="F4F9FC"/>
+      </w:pPr>
+      <w:r>
+        <w:rPr>
+          <w:b w:val="0"/>
+        </w:rPr>
+        <w:t>3. Identify facts</w:t>
       </w:r>
     </w:p>
     <w:p>
-      <w:r>
-        <w:t>________________________________________________________________</w:t>
+      <w:pPr>
+        <w:pStyle w:val="Heading3"/>
+      </w:pPr>
+      <w:r>
+        <w:t>My selected conclusion, deciding fact and explanation</w:t>
       </w:r>
     </w:p>
     <w:p>
@@ -1214,40 +1690,67 @@
     </w:p>
     <w:p>
       <w:r>
-        <w:t>Hint if needed: Read the steps in the pictorial case. Match the supplied detail to the stage that performs or records it.</w:t>
+        <w:t>________________________________________________________________</w:t>
       </w:r>
     </w:p>
     <w:p>
-      <w:r>
-        <w:t>After your attempt, compare with the supported explanation: Check second reply It is short, but room D contradicts room B. A behaviour contract can accept different wording while requiring the same facts. Short, fluent text may still fail factual support.</w:t>
+      <w:pPr>
+        <w:pStyle w:val="Heading3"/>
+      </w:pPr>
+      <w:r>
+        <w:t>Hint · try first</w:t>
       </w:r>
     </w:p>
     <w:p>
       <w:pPr>
-        <w:pStyle w:val="Heading3"/>
-      </w:pPr>
-      <w:r>
-        <w:t>Practice 2: explain the deciding evidence</w:t>
+        <w:spacing w:line="336" w:lineRule="auto" w:after="180"/>
+        <w:shd w:fill="F1F6F8"/>
+      </w:pPr>
+      <w:r>
+        <w:rPr>
+          <w:b w:val="0"/>
+        </w:rPr>
+        <w:t>Hint if needed: Read the steps in the pictorial case. Match the supplied detail to the stage that performs or records it.</w:t>
       </w:r>
     </w:p>
     <w:p>
-      <w:r>
-        <w:t>Changed-case practice: Use a 25-word answer that preserves both facts. Which conclusion is supported by the supplied facts?</w:t>
+      <w:pPr>
+        <w:pStyle w:val="Heading3"/>
+      </w:pPr>
+      <w:r>
+        <w:t>Feedback · compare after trying</w:t>
       </w:r>
     </w:p>
     <w:p>
-      <w:r>
-        <w:t>1. We can decide the result without examining the changed input or the procedure.</w:t>
+      <w:pPr>
+        <w:spacing w:line="336" w:lineRule="auto" w:after="180"/>
+        <w:shd w:fill="F1F6FC"/>
+      </w:pPr>
+      <w:r>
+        <w:rPr>
+          <w:b w:val="0"/>
+        </w:rPr>
+        <w:t>After your attempt, compare with the supported explanation: Check second reply It is short, but room D contradicts room B. A behaviour contract can accept different wording while requiring the same facts.</w:t>
       </w:r>
     </w:p>
     <w:p>
-      <w:r>
-        <w:t>2. This one example guarantees correct results for every future input.</w:t>
+      <w:pPr>
+        <w:spacing w:line="336" w:lineRule="auto" w:after="180"/>
+        <w:shd w:fill="F1F6FC"/>
+      </w:pPr>
+      <w:r>
+        <w:rPr>
+          <w:b w:val="0"/>
+        </w:rPr>
+        <w:t>Short, fluent text may still fail factual support.</w:t>
       </w:r>
     </w:p>
     <w:p>
-      <w:r>
-        <w:t>3. It passes support but fails the length requirement.</w:t>
+      <w:pPr>
+        <w:pStyle w:val="Heading3"/>
+      </w:pPr>
+      <w:r>
+        <w:t>Practice 2: explain the deciding evidence</w:t>
       </w:r>
     </w:p>
     <w:p>
@@ -1255,91 +1758,1063 @@
         <w:pStyle w:val="Heading3"/>
       </w:pPr>
       <w:r>
-        <w:t>My selected conclusion, deciding fact and explanation</w:t>
+        <w:t>Changed case · predict first</w:t>
       </w:r>
     </w:p>
     <w:p>
-      <w:r>
-        <w:t>________________________________________________________________</w:t>
+      <w:pPr>
+        <w:spacing w:line="336" w:lineRule="auto" w:after="180"/>
+        <w:shd w:fill="F5F1FB"/>
+      </w:pPr>
+      <w:r>
+        <w:rPr>
+          <w:b w:val="0"/>
+        </w:rPr>
+        <w:t>Changed-case practice: Use a 25-word answer that preserves both facts. Which conclusion is supported by the supplied facts?</w:t>
       </w:r>
     </w:p>
     <w:p>
-      <w:r>
-        <w:t>________________________________________________________________</w:t>
+      <w:pPr>
+        <w:spacing w:line="336" w:lineRule="auto" w:after="180"/>
+        <w:shd w:fill="F4F9FC"/>
+      </w:pPr>
+      <w:r>
+        <w:rPr>
+          <w:b w:val="0"/>
+        </w:rPr>
+        <w:t xml:space="preserve">1. We can decide the result without examining the changed </w:t>
+      </w:r>
+      <w:r>
+        <w:rPr>
+          <w:b/>
+        </w:rPr>
+        <w:t>input</w:t>
+      </w:r>
+      <w:r>
+        <w:rPr>
+          <w:b w:val="0"/>
+        </w:rPr>
+        <w:t xml:space="preserve"> or the procedure.</w:t>
       </w:r>
     </w:p>
     <w:p>
-      <w:r>
-        <w:t>________________________________________________________________</w:t>
+      <w:pPr>
+        <w:spacing w:line="336" w:lineRule="auto" w:after="180"/>
+        <w:shd w:fill="F4F9FC"/>
+      </w:pPr>
+      <w:r>
+        <w:rPr>
+          <w:b w:val="0"/>
+        </w:rPr>
+        <w:t xml:space="preserve">2. This one example guarantees correct results for every future </w:t>
+      </w:r>
+      <w:r>
+        <w:rPr>
+          <w:b/>
+        </w:rPr>
+        <w:t>input</w:t>
+      </w:r>
+      <w:r>
+        <w:rPr>
+          <w:b w:val="0"/>
+        </w:rPr>
+        <w:t>.</w:t>
       </w:r>
     </w:p>
     <w:p>
-      <w:r>
-        <w:t>________________________________________________________________</w:t>
+      <w:pPr>
+        <w:spacing w:line="336" w:lineRule="auto" w:after="180"/>
+        <w:shd w:fill="F4F9FC"/>
+      </w:pPr>
+      <w:r>
+        <w:rPr>
+          <w:b w:val="0"/>
+        </w:rPr>
+        <w:t>3. It passes support but fails the length requirement.</w:t>
       </w:r>
     </w:p>
     <w:p>
-      <w:r>
-        <w:t>________________________________________________________________</w:t>
+      <w:pPr>
+        <w:pStyle w:val="Heading3"/>
+      </w:pPr>
+      <w:r>
+        <w:t>My selected conclusion, deciding fact and explanation</w:t>
       </w:r>
     </w:p>
     <w:p>
       <w:r>
-        <w:t>Hint if needed: Use the changed condition and the deciding step in the pictorial trace. The answer must say what follows from those facts.</w:t>
+        <w:t>________________________________________________________________</w:t>
       </w:r>
     </w:p>
     <w:p>
       <w:r>
-        <w:t>After your attempt, compare with the supported explanation: It passes support but fails the length requirement. Every mandatory criterion must pass; facts do not erase a length violation.</w:t>
+        <w:t>________________________________________________________________</w:t>
       </w:r>
     </w:p>
     <w:p>
-      <w:pPr>
-        <w:pStyle w:val="Heading3"/>
-      </w:pPr>
-      <w:r>
-        <w:t>Repair a missing building block</w:t>
+      <w:r>
+        <w:t>________________________________________________________________</w:t>
       </w:r>
     </w:p>
     <w:p>
       <w:r>
-        <w:t>Review Testing pure components (ai-6/7). Goal: Explain the mechanism and terminology of testing pure components. Short practice: Predict the formatter outputs for 7 and 12, including spacing. Why does input 0 need rejection under this contract rather than an ordinary formatted response?. Return to this week and explain what you changed.</w:t>
+        <w:t>________________________________________________________________</w:t>
       </w:r>
     </w:p>
     <w:p>
       <w:r>
-        <w:t>Review Authentication and authorisation (ai-6/5). Goal: Explain the mechanism and terminology of authentication and authorisation. Short practice: Explain why Jo’s valid volunteer login does not permit editing C. Which trusted role change allows the action, and why is a role written in the request insufficient?. Return to this week and explain what you changed.</w:t>
+        <w:t>________________________________________________________________</w:t>
       </w:r>
     </w:p>
     <w:p>
-      <w:r>
-        <w:t>Review Architecture and data flow (ai-6/2). Goal: Explain the mechanism and terminology of architecture and data flow. Short practice: Label what moves along the library request, retrieval and drafting arrows. Where does 17:30 come from, and why must the service stop if the retrieval arrow is disconnected?. Return to this week and explain what you changed.</w:t>
+      <w:pPr>
+        <w:pStyle w:val="Heading3"/>
+      </w:pPr>
+      <w:r>
+        <w:t>Hint · try first</w:t>
       </w:r>
     </w:p>
     <w:p>
       <w:pPr>
-        <w:pStyle w:val="Heading3"/>
-      </w:pPr>
-      <w:r>
-        <w:t>Keep your completed work</w:t>
+        <w:spacing w:line="336" w:lineRule="auto" w:after="180"/>
+        <w:shd w:fill="F1F6F8"/>
+      </w:pPr>
+      <w:r>
+        <w:rPr>
+          <w:b w:val="0"/>
+        </w:rPr>
+        <w:t>Hint if needed: Use the changed condition and the deciding step in the pictorial trace. The answer must say what follows from those facts.</w:t>
       </w:r>
     </w:p>
     <w:p>
-      <w:r>
-        <w:t>Use Download completed work in the hosted lesson to export your answers, reflections, practice feedback and code-run evidence. Open the HTML copy to read or print it. Drafts stay in this browser when storage is available; clear drafts on a shared device.</w:t>
+      <w:pPr>
+        <w:pStyle w:val="Heading3"/>
+      </w:pPr>
+      <w:r>
+        <w:t>Feedback · compare after trying</w:t>
       </w:r>
     </w:p>
     <w:p>
       <w:pPr>
-        <w:pStyle w:val="Heading3"/>
-      </w:pPr>
-      <w:r>
-        <w:t>What I repaired, the evidence I kept and the next test</w:t>
+        <w:spacing w:line="336" w:lineRule="auto" w:after="180"/>
+        <w:shd w:fill="F1F6FC"/>
+      </w:pPr>
+      <w:r>
+        <w:rPr>
+          <w:b w:val="0"/>
+        </w:rPr>
+        <w:t>After your attempt, compare with the supported explanation: It passes support but fails the length requirement. Every mandatory criterion must pass; facts do not erase a length violation.</w:t>
       </w:r>
     </w:p>
     <w:p>
+      <w:pPr>
+        <w:pStyle w:val="Heading3"/>
+      </w:pPr>
+      <w:r>
+        <w:t>Repair a missing building block</w:t>
+      </w:r>
+    </w:p>
+    <w:p>
+      <w:pPr>
+        <w:spacing w:line="336" w:lineRule="auto" w:after="180"/>
+      </w:pPr>
+      <w:r>
+        <w:rPr>
+          <w:b w:val="0"/>
+        </w:rPr>
+        <w:t xml:space="preserve">Review Testing pure components (ai-6/7). Goal: Explain the </w:t>
+      </w:r>
+      <w:r>
+        <w:rPr>
+          <w:b/>
+        </w:rPr>
+        <w:t>mechanism</w:t>
+      </w:r>
+      <w:r>
+        <w:rPr>
+          <w:b w:val="0"/>
+        </w:rPr>
+        <w:t xml:space="preserve"> and terminology of testing pure components. Short practice: Predict the formatter </w:t>
+      </w:r>
+      <w:r>
+        <w:rPr>
+          <w:b/>
+        </w:rPr>
+        <w:t>output</w:t>
+      </w:r>
+      <w:r>
+        <w:rPr>
+          <w:b w:val="0"/>
+        </w:rPr>
+        <w:t>s for 7 and 12, including spacing.</w:t>
+      </w:r>
+    </w:p>
+    <w:p>
+      <w:pPr>
+        <w:spacing w:line="336" w:lineRule="auto" w:after="180"/>
+      </w:pPr>
+      <w:r>
+        <w:rPr>
+          <w:b w:val="0"/>
+        </w:rPr>
+        <w:t xml:space="preserve">Why does </w:t>
+      </w:r>
+      <w:r>
+        <w:rPr>
+          <w:b/>
+        </w:rPr>
+        <w:t>input</w:t>
+      </w:r>
+      <w:r>
+        <w:rPr>
+          <w:b w:val="0"/>
+        </w:rPr>
+        <w:t xml:space="preserve"> 0 need rejection under this contract rather than an ordinary formatted response?. Return to this week and explain what you changed.</w:t>
+      </w:r>
+    </w:p>
+    <w:p>
+      <w:pPr>
+        <w:spacing w:line="336" w:lineRule="auto" w:after="180"/>
+      </w:pPr>
+      <w:r>
+        <w:rPr>
+          <w:b w:val="0"/>
+        </w:rPr>
+        <w:t xml:space="preserve">Review Authentication and authorisation (ai-6/5). Goal: Explain the </w:t>
+      </w:r>
+      <w:r>
+        <w:rPr>
+          <w:b/>
+        </w:rPr>
+        <w:t>mechanism</w:t>
+      </w:r>
+      <w:r>
+        <w:rPr>
+          <w:b w:val="0"/>
+        </w:rPr>
+        <w:t xml:space="preserve"> and terminology of authentication and authorisation. Short practice: Explain why Jo’s valid volunteer login does not permit editing C.</w:t>
+      </w:r>
+    </w:p>
+    <w:p>
+      <w:pPr>
+        <w:spacing w:line="336" w:lineRule="auto" w:after="180"/>
+      </w:pPr>
+      <w:r>
+        <w:rPr>
+          <w:b w:val="0"/>
+        </w:rPr>
+        <w:t>Which trusted role change allows the action, and why is a role written in the request insufficient?. Return to this week and explain what you changed.</w:t>
+      </w:r>
+    </w:p>
+    <w:p>
+      <w:pPr>
+        <w:spacing w:line="336" w:lineRule="auto" w:after="180"/>
+      </w:pPr>
+      <w:r>
+        <w:rPr>
+          <w:b w:val="0"/>
+        </w:rPr>
+        <w:t xml:space="preserve">Review Architecture and data flow (ai-6/2). Goal: Explain the </w:t>
+      </w:r>
+      <w:r>
+        <w:rPr>
+          <w:b/>
+        </w:rPr>
+        <w:t>mechanism</w:t>
+      </w:r>
+      <w:r>
+        <w:rPr>
+          <w:b w:val="0"/>
+        </w:rPr>
+        <w:t xml:space="preserve"> and terminology of architecture and data flow. Short practice: Label what moves along the library request, retrieval and drafting arrows.</w:t>
+      </w:r>
+    </w:p>
+    <w:p>
+      <w:pPr>
+        <w:spacing w:line="336" w:lineRule="auto" w:after="180"/>
+      </w:pPr>
+      <w:r>
+        <w:rPr>
+          <w:b w:val="0"/>
+        </w:rPr>
+        <w:t>Where does 17:30 come from, and why must the service stop if the retrieval arrow is disconnected?. Return to this week and explain what you changed.</w:t>
+      </w:r>
+    </w:p>
+    <w:p>
+      <w:pPr>
+        <w:pStyle w:val="Heading3"/>
+      </w:pPr>
+      <w:r>
+        <w:t>Keep your completed work</w:t>
+      </w:r>
+    </w:p>
+    <w:p>
+      <w:pPr>
+        <w:spacing w:line="336" w:lineRule="auto" w:after="180"/>
+      </w:pPr>
+      <w:r>
+        <w:rPr>
+          <w:b w:val="0"/>
+        </w:rPr>
+        <w:t xml:space="preserve">Use Download completed work in the hosted lesson to export your answers, reflections, practice feedback and code-run </w:t>
+      </w:r>
+      <w:r>
+        <w:rPr>
+          <w:b/>
+        </w:rPr>
+        <w:t>evidence</w:t>
+      </w:r>
+      <w:r>
+        <w:rPr>
+          <w:b w:val="0"/>
+        </w:rPr>
+        <w:t>. Open the HTML copy to read or print it.</w:t>
+      </w:r>
+    </w:p>
+    <w:p>
+      <w:pPr>
+        <w:spacing w:line="336" w:lineRule="auto" w:after="180"/>
+      </w:pPr>
+      <w:r>
+        <w:rPr>
+          <w:b w:val="0"/>
+        </w:rPr>
+        <w:t>Drafts stay in this browser when storage is available; clear drafts on a shared device.</w:t>
+      </w:r>
+    </w:p>
+    <w:p>
+      <w:pPr>
+        <w:pStyle w:val="Heading3"/>
+      </w:pPr>
+      <w:r>
+        <w:t>What I repaired, the evidence I kept and the next test</w:t>
+      </w:r>
+    </w:p>
+    <w:p>
       <w:r>
         <w:t>________________________________________________________________</w:t>
+      </w:r>
+    </w:p>
+    <w:p>
+      <w:r>
+        <w:t>________________________________________________________________</w:t>
+      </w:r>
+    </w:p>
+    <w:p>
+      <w:r>
+        <w:t>________________________________________________________________</w:t>
+      </w:r>
+    </w:p>
+    <w:p>
+      <w:r>
+        <w:t>________________________________________________________________</w:t>
+      </w:r>
+    </w:p>
+    <w:p>
+      <w:r>
+        <w:t>________________________________________________________________</w:t>
+      </w:r>
+    </w:p>
+    <w:p>
+      <w:pPr>
+        <w:pStyle w:val="Heading1"/>
+      </w:pPr>
+      <w:r>
+        <w:t>15. Visual concept journey</w:t>
+      </w:r>
+    </w:p>
+    <w:p>
+      <w:r>
+        <w:t>Explain each Testing model-dependent behaviour picture from its labels, then record a relevant limit.</w:t>
+      </w:r>
+    </w:p>
+    <w:p>
+      <w:pPr>
+        <w:pStyle w:val="Heading3"/>
+      </w:pPr>
+      <w:r>
+        <w:t>01. Testing model-dependent behaviour: the case</w:t>
+      </w:r>
+    </w:p>
+    <w:p>
+      <w:r>
+        <w:drawing>
+          <wp:inline xmlns:a="http://schemas.openxmlformats.org/drawingml/2006/main" xmlns:pic="http://schemas.openxmlformats.org/drawingml/2006/picture">
+            <wp:extent cx="5486400" cy="2834640"/>
+            <wp:docPr id="2" name="Picture 2" descr="Judge two summaries with a rubric. A summariser must preserve two supplied facts and use at most 20 words. Supplied facts: Facts: club meets Friday, room B. Recorded replies: &quot;Friday in room B&quot; and &quot;Friday in room D&quot;."/>
+            <wp:cNvGraphicFramePr>
+              <a:graphicFrameLocks noChangeAspect="1"/>
+            </wp:cNvGraphicFramePr>
+            <a:graphic>
+              <a:graphicData uri="http://schemas.openxmlformats.org/drawingml/2006/picture">
+                <pic:pic>
+                  <pic:nvPicPr>
+                    <pic:cNvPr id="0" name="academy-story-ai-6-8-01.png"/>
+                    <pic:cNvPicPr/>
+                  </pic:nvPicPr>
+                  <pic:blipFill>
+                    <a:blip r:embed="rId10"/>
+                    <a:stretch>
+                      <a:fillRect/>
+                    </a:stretch>
+                  </pic:blipFill>
+                  <pic:spPr>
+                    <a:xfrm>
+                      <a:off x="0" y="0"/>
+                      <a:ext cx="5486400" cy="2834640"/>
+                    </a:xfrm>
+                    <a:prstGeom prst="rect"/>
+                  </pic:spPr>
+                </pic:pic>
+              </a:graphicData>
+            </a:graphic>
+          </wp:inline>
+        </w:drawing>
+      </w:r>
+    </w:p>
+    <w:p>
+      <w:pPr>
+        <w:spacing w:line="336" w:lineRule="auto" w:after="180"/>
+      </w:pPr>
+      <w:r>
+        <w:rPr>
+          <w:b w:val="0"/>
+        </w:rPr>
+        <w:t>Judge two summaries with a rubric. A summariser must preserve two supplied facts and use at most 20 words. Supplied facts: Facts: club meets Friday, room B. Recorded replies: "Friday in room B" and "Friday in room D".</w:t>
+      </w:r>
+    </w:p>
+    <w:p>
+      <w:pPr>
+        <w:spacing w:line="336" w:lineRule="auto" w:after="180"/>
+        <w:shd w:fill="F5F1FB"/>
+      </w:pPr>
+      <w:r>
+        <w:rPr>
+          <w:b w:val="0"/>
+        </w:rPr>
+        <w:t>Point to the given fact that matters most. Explain why it matters.</w:t>
+      </w:r>
+    </w:p>
+    <w:p>
+      <w:pPr>
+        <w:pStyle w:val="Heading3"/>
+      </w:pPr>
+      <w:r>
+        <w:t>My picture explanation, deciding evidence and one limit</w:t>
+      </w:r>
+    </w:p>
+    <w:p>
+      <w:r>
+        <w:t>________________________________________________________________</w:t>
+      </w:r>
+    </w:p>
+    <w:p>
+      <w:r>
+        <w:t>________________________________________________________________</w:t>
+      </w:r>
+    </w:p>
+    <w:p>
+      <w:r>
+        <w:t>________________________________________________________________</w:t>
+      </w:r>
+    </w:p>
+    <w:p>
+      <w:r>
+        <w:t>________________________________________________________________</w:t>
+      </w:r>
+    </w:p>
+    <w:p>
+      <w:pPr>
+        <w:pStyle w:val="Heading3"/>
+      </w:pPr>
+      <w:r>
+        <w:t>02. Follow the deciding steps</w:t>
+      </w:r>
+    </w:p>
+    <w:p>
+      <w:r>
+        <w:drawing>
+          <wp:inline xmlns:a="http://schemas.openxmlformats.org/drawingml/2006/main" xmlns:pic="http://schemas.openxmlformats.org/drawingml/2006/picture">
+            <wp:extent cx="5486400" cy="3182112"/>
+            <wp:docPr id="3" name="Picture 3" descr="Identify facts: The answer must retain Friday and room B. → Check first reply: Its four words preserve both supplied facts. → Check second reply: It is short, but room D contradicts room B."/>
+            <wp:cNvGraphicFramePr>
+              <a:graphicFrameLocks noChangeAspect="1"/>
+            </wp:cNvGraphicFramePr>
+            <a:graphic>
+              <a:graphicData uri="http://schemas.openxmlformats.org/drawingml/2006/picture">
+                <pic:pic>
+                  <pic:nvPicPr>
+                    <pic:cNvPr id="0" name="academy-story-ai-6-8-02.png"/>
+                    <pic:cNvPicPr/>
+                  </pic:nvPicPr>
+                  <pic:blipFill>
+                    <a:blip r:embed="rId11"/>
+                    <a:stretch>
+                      <a:fillRect/>
+                    </a:stretch>
+                  </pic:blipFill>
+                  <pic:spPr>
+                    <a:xfrm>
+                      <a:off x="0" y="0"/>
+                      <a:ext cx="5486400" cy="3182112"/>
+                    </a:xfrm>
+                    <a:prstGeom prst="rect"/>
+                  </pic:spPr>
+                </pic:pic>
+              </a:graphicData>
+            </a:graphic>
+          </wp:inline>
+        </w:drawing>
+      </w:r>
+    </w:p>
+    <w:p>
+      <w:pPr>
+        <w:spacing w:line="336" w:lineRule="auto" w:after="180"/>
+      </w:pPr>
+      <w:r>
+        <w:rPr>
+          <w:b w:val="0"/>
+        </w:rPr>
+        <w:t>Identify facts: The answer must retain Friday and room B. → Check first reply: Its four words preserve both supplied facts. → Check second reply: It is short, but room D contradicts room B.</w:t>
+      </w:r>
+    </w:p>
+    <w:p>
+      <w:pPr>
+        <w:spacing w:line="336" w:lineRule="auto" w:after="180"/>
+        <w:shd w:fill="F5F1FB"/>
+      </w:pPr>
+      <w:r>
+        <w:rPr>
+          <w:b w:val="0"/>
+        </w:rPr>
+        <w:t xml:space="preserve">Point to each numbered stage and explain which recorded </w:t>
+      </w:r>
+      <w:r>
+        <w:rPr>
+          <w:b/>
+        </w:rPr>
+        <w:t>input</w:t>
+      </w:r>
+      <w:r>
+        <w:rPr>
+          <w:b w:val="0"/>
+        </w:rPr>
+        <w:t xml:space="preserve"> it uses.</w:t>
+      </w:r>
+    </w:p>
+    <w:p>
+      <w:pPr>
+        <w:pStyle w:val="Heading3"/>
+      </w:pPr>
+      <w:r>
+        <w:t>My picture explanation, deciding evidence and one limit</w:t>
+      </w:r>
+    </w:p>
+    <w:p>
+      <w:r>
+        <w:t>________________________________________________________________</w:t>
+      </w:r>
+    </w:p>
+    <w:p>
+      <w:r>
+        <w:t>________________________________________________________________</w:t>
+      </w:r>
+    </w:p>
+    <w:p>
+      <w:r>
+        <w:t>________________________________________________________________</w:t>
+      </w:r>
+    </w:p>
+    <w:p>
+      <w:r>
+        <w:t>________________________________________________________________</w:t>
+      </w:r>
+    </w:p>
+    <w:p>
+      <w:pPr>
+        <w:pStyle w:val="Heading3"/>
+      </w:pPr>
+      <w:r>
+        <w:t>03. Testing model-dependent behaviour — evidence trace</w:t>
+      </w:r>
+    </w:p>
+    <w:p>
+      <w:r>
+        <w:drawing>
+          <wp:inline xmlns:a="http://schemas.openxmlformats.org/drawingml/2006/main" xmlns:pic="http://schemas.openxmlformats.org/drawingml/2006/picture">
+            <wp:extent cx="5486400" cy="2996184"/>
+            <wp:docPr id="4" name="Picture 4" descr="Testing model-dependent behaviour — evidence trace. Five runs on one case yield three fully supported valid responses and two unsupported capacities. | Use fixed evidence and rubric per case. Require supported room/capacity, valid schema and no actions. Repeats estimate observed variation for this case; they are not additional independent users. | Observed contract pass 3/5=60% over five runs of one case. Preserve both failures and the repeated-case denominator."/>
+            <wp:cNvGraphicFramePr>
+              <a:graphicFrameLocks noChangeAspect="1"/>
+            </wp:cNvGraphicFramePr>
+            <a:graphic>
+              <a:graphicData uri="http://schemas.openxmlformats.org/drawingml/2006/picture">
+                <pic:pic>
+                  <pic:nvPicPr>
+                    <pic:cNvPr id="0" name="academy-story-ai-6-8-03.png"/>
+                    <pic:cNvPicPr/>
+                  </pic:nvPicPr>
+                  <pic:blipFill>
+                    <a:blip r:embed="rId12"/>
+                    <a:stretch>
+                      <a:fillRect/>
+                    </a:stretch>
+                  </pic:blipFill>
+                  <pic:spPr>
+                    <a:xfrm>
+                      <a:off x="0" y="0"/>
+                      <a:ext cx="5486400" cy="2996184"/>
+                    </a:xfrm>
+                    <a:prstGeom prst="rect"/>
+                  </pic:spPr>
+                </pic:pic>
+              </a:graphicData>
+            </a:graphic>
+          </wp:inline>
+        </w:drawing>
+      </w:r>
+    </w:p>
+    <w:p>
+      <w:pPr>
+        <w:spacing w:line="336" w:lineRule="auto" w:after="180"/>
+      </w:pPr>
+      <w:r>
+        <w:rPr>
+          <w:b w:val="0"/>
+        </w:rPr>
+        <w:t xml:space="preserve">Testing model-dependent behaviour — </w:t>
+      </w:r>
+      <w:r>
+        <w:rPr>
+          <w:b/>
+        </w:rPr>
+        <w:t>evidence</w:t>
+      </w:r>
+      <w:r>
+        <w:rPr>
+          <w:b w:val="0"/>
+        </w:rPr>
+        <w:t xml:space="preserve"> trace. Five runs on one case yield three fully supported valid responses and two unsupported capacities. | Use fixed </w:t>
+      </w:r>
+      <w:r>
+        <w:rPr>
+          <w:b/>
+        </w:rPr>
+        <w:t>evidence</w:t>
+      </w:r>
+      <w:r>
+        <w:rPr>
+          <w:b w:val="0"/>
+        </w:rPr>
+        <w:t xml:space="preserve"> and rubric per case.</w:t>
+      </w:r>
+    </w:p>
+    <w:p>
+      <w:pPr>
+        <w:spacing w:line="336" w:lineRule="auto" w:after="180"/>
+      </w:pPr>
+      <w:r>
+        <w:rPr>
+          <w:b w:val="0"/>
+        </w:rPr>
+        <w:t>Require supported room/capacity, valid schema and no actions. Repeats estimate observed variation for this case; they are not additional independent users. | Observed contract pass 3/5=</w:t>
+      </w:r>
+      <w:r>
+        <w:rPr>
+          <w:b/>
+        </w:rPr>
+        <w:t>60%</w:t>
+      </w:r>
+      <w:r>
+        <w:rPr>
+          <w:b w:val="0"/>
+        </w:rPr>
+        <w:t xml:space="preserve"> over five runs of one case.</w:t>
+      </w:r>
+    </w:p>
+    <w:p>
+      <w:pPr>
+        <w:spacing w:line="336" w:lineRule="auto" w:after="180"/>
+      </w:pPr>
+      <w:r>
+        <w:rPr>
+          <w:b w:val="0"/>
+        </w:rPr>
+        <w:t>Preserve both failures and the repeated-case denominator.</w:t>
+      </w:r>
+    </w:p>
+    <w:p>
+      <w:pPr>
+        <w:spacing w:line="336" w:lineRule="auto" w:after="180"/>
+        <w:shd w:fill="F5F1FB"/>
+      </w:pPr>
+      <w:r>
+        <w:rPr>
+          <w:b w:val="0"/>
+        </w:rPr>
+        <w:t>Read the labels and values. Explain the relationship the model shows.</w:t>
+      </w:r>
+    </w:p>
+    <w:p>
+      <w:pPr>
+        <w:pStyle w:val="Heading3"/>
+      </w:pPr>
+      <w:r>
+        <w:t>My picture explanation, deciding evidence and one limit</w:t>
+      </w:r>
+    </w:p>
+    <w:p>
+      <w:r>
+        <w:t>________________________________________________________________</w:t>
+      </w:r>
+    </w:p>
+    <w:p>
+      <w:r>
+        <w:t>________________________________________________________________</w:t>
+      </w:r>
+    </w:p>
+    <w:p>
+      <w:r>
+        <w:t>________________________________________________________________</w:t>
+      </w:r>
+    </w:p>
+    <w:p>
+      <w:r>
+        <w:t>________________________________________________________________</w:t>
+      </w:r>
+    </w:p>
+    <w:p>
+      <w:pPr>
+        <w:pStyle w:val="Heading3"/>
+      </w:pPr>
+      <w:r>
+        <w:t>04. Change one thing. Trace what follows.</w:t>
+      </w:r>
+    </w:p>
+    <w:p>
+      <w:r>
+        <w:drawing>
+          <wp:inline xmlns:a="http://schemas.openxmlformats.org/drawingml/2006/main" xmlns:pic="http://schemas.openxmlformats.org/drawingml/2006/picture">
+            <wp:extent cx="5486400" cy="3026664"/>
+            <wp:docPr id="5" name="Picture 5" descr="Original case: It is short, but room D contradicts room B. Changed condition: Use a 25-word answer that preserves both facts. Expected result: It passes support but fails the length requirement. Reason: Every mandatory criterion must pass; facts do not erase a length violation."/>
+            <wp:cNvGraphicFramePr>
+              <a:graphicFrameLocks noChangeAspect="1"/>
+            </wp:cNvGraphicFramePr>
+            <a:graphic>
+              <a:graphicData uri="http://schemas.openxmlformats.org/drawingml/2006/picture">
+                <pic:pic>
+                  <pic:nvPicPr>
+                    <pic:cNvPr id="0" name="academy-story-ai-6-8-04.png"/>
+                    <pic:cNvPicPr/>
+                  </pic:nvPicPr>
+                  <pic:blipFill>
+                    <a:blip r:embed="rId13"/>
+                    <a:stretch>
+                      <a:fillRect/>
+                    </a:stretch>
+                  </pic:blipFill>
+                  <pic:spPr>
+                    <a:xfrm>
+                      <a:off x="0" y="0"/>
+                      <a:ext cx="5486400" cy="3026664"/>
+                    </a:xfrm>
+                    <a:prstGeom prst="rect"/>
+                  </pic:spPr>
+                </pic:pic>
+              </a:graphicData>
+            </a:graphic>
+          </wp:inline>
+        </w:drawing>
+      </w:r>
+    </w:p>
+    <w:p>
+      <w:pPr>
+        <w:spacing w:line="336" w:lineRule="auto" w:after="180"/>
+      </w:pPr>
+      <w:r>
+        <w:rPr>
+          <w:b w:val="0"/>
+        </w:rPr>
+        <w:t>Original case: It is short, but room D contradicts room B. Changed condition: Use a 25-word answer that preserves both facts. Expected result: It passes support but fails the length requirement.</w:t>
+      </w:r>
+    </w:p>
+    <w:p>
+      <w:pPr>
+        <w:spacing w:line="336" w:lineRule="auto" w:after="180"/>
+      </w:pPr>
+      <w:r>
+        <w:rPr>
+          <w:b w:val="0"/>
+        </w:rPr>
+        <w:t>Reason: Every mandatory criterion must pass; facts do not erase a length violation.</w:t>
+      </w:r>
+    </w:p>
+    <w:p>
+      <w:pPr>
+        <w:spacing w:line="336" w:lineRule="auto" w:after="180"/>
+        <w:shd w:fill="F5F1FB"/>
+      </w:pPr>
+      <w:r>
+        <w:rPr>
+          <w:b w:val="0"/>
+        </w:rPr>
+        <w:t>Predict before checking the worked changed-case result. Name what changed and what the supplied facts allow you to conclude.</w:t>
+      </w:r>
+    </w:p>
+    <w:p>
+      <w:pPr>
+        <w:pStyle w:val="Heading3"/>
+      </w:pPr>
+      <w:r>
+        <w:t>My picture explanation, deciding evidence and one limit</w:t>
+      </w:r>
+    </w:p>
+    <w:p>
+      <w:r>
+        <w:t>________________________________________________________________</w:t>
+      </w:r>
+    </w:p>
+    <w:p>
+      <w:r>
+        <w:t>________________________________________________________________</w:t>
+      </w:r>
+    </w:p>
+    <w:p>
+      <w:r>
+        <w:t>________________________________________________________________</w:t>
+      </w:r>
+    </w:p>
+    <w:p>
+      <w:r>
+        <w:t>________________________________________________________________</w:t>
+      </w:r>
+    </w:p>
+    <w:p>
+      <w:pPr>
+        <w:pStyle w:val="Heading3"/>
+      </w:pPr>
+      <w:r>
+        <w:t>05. Connect the explanation to its limit</w:t>
+      </w:r>
+    </w:p>
+    <w:p>
+      <w:r>
+        <w:drawing>
+          <wp:inline xmlns:a="http://schemas.openxmlformats.org/drawingml/2006/main" xmlns:pic="http://schemas.openxmlformats.org/drawingml/2006/picture">
+            <wp:extent cx="5486400" cy="2834640"/>
+            <wp:docPr id="6" name="Picture 6" descr="A behaviour contract can accept different wording while requiring the same facts. Short, fluent text may still fail factual support. Limit: Two recorded replies do not estimate future reliability; define run conditions and test wider case coverage."/>
+            <wp:cNvGraphicFramePr>
+              <a:graphicFrameLocks noChangeAspect="1"/>
+            </wp:cNvGraphicFramePr>
+            <a:graphic>
+              <a:graphicData uri="http://schemas.openxmlformats.org/drawingml/2006/picture">
+                <pic:pic>
+                  <pic:nvPicPr>
+                    <pic:cNvPr id="0" name="academy-story-ai-6-8-05.png"/>
+                    <pic:cNvPicPr/>
+                  </pic:nvPicPr>
+                  <pic:blipFill>
+                    <a:blip r:embed="rId14"/>
+                    <a:stretch>
+                      <a:fillRect/>
+                    </a:stretch>
+                  </pic:blipFill>
+                  <pic:spPr>
+                    <a:xfrm>
+                      <a:off x="0" y="0"/>
+                      <a:ext cx="5486400" cy="2834640"/>
+                    </a:xfrm>
+                    <a:prstGeom prst="rect"/>
+                  </pic:spPr>
+                </pic:pic>
+              </a:graphicData>
+            </a:graphic>
+          </wp:inline>
+        </w:drawing>
+      </w:r>
+    </w:p>
+    <w:p>
+      <w:pPr>
+        <w:spacing w:line="336" w:lineRule="auto" w:after="180"/>
+      </w:pPr>
+      <w:r>
+        <w:rPr>
+          <w:b w:val="0"/>
+        </w:rPr>
+        <w:t>A behaviour contract can accept different wording while requiring the same facts. Short, fluent text may still fail factual support.</w:t>
+      </w:r>
+    </w:p>
+    <w:p>
+      <w:pPr>
+        <w:spacing w:line="336" w:lineRule="auto" w:after="180"/>
+      </w:pPr>
+      <w:r>
+        <w:rPr>
+          <w:b w:val="0"/>
+        </w:rPr>
+        <w:t>Limit: Two recorded replies do not estimate future reliability; define run conditions and test wider case coverage.</w:t>
+      </w:r>
+    </w:p>
+    <w:p>
+      <w:pPr>
+        <w:spacing w:line="336" w:lineRule="auto" w:after="180"/>
+        <w:shd w:fill="F5F1FB"/>
+      </w:pPr>
+      <w:r>
+        <w:rPr>
+          <w:b w:val="0"/>
+        </w:rPr>
+        <w:t>Explain the case, then point to a limit on the claim.</w:t>
+      </w:r>
+    </w:p>
+    <w:p>
+      <w:pPr>
+        <w:pStyle w:val="Heading3"/>
+      </w:pPr>
+      <w:r>
+        <w:t>My picture explanation, deciding evidence and one limit</w:t>
+      </w:r>
+    </w:p>
+    <w:p>
+      <w:r>
+        <w:t>________________________________________________________________</w:t>
+      </w:r>
+    </w:p>
+    <w:p>
+      <w:r>
+        <w:t>________________________________________________________________</w:t>
+      </w:r>
+    </w:p>
+    <w:p>
+      <w:r>
+        <w:t>________________________________________________________________</w:t>
+      </w:r>
+    </w:p>
+    <w:p>
+      <w:r>
+        <w:t>________________________________________________________________</w:t>
+      </w:r>
+    </w:p>
+    <w:p>
+      <w:pPr>
+        <w:pStyle w:val="Heading3"/>
+      </w:pPr>
+      <w:r>
+        <w:t>06. Make the idea visible in your project</w:t>
+      </w:r>
+    </w:p>
+    <w:p>
+      <w:r>
+        <w:drawing>
+          <wp:inline xmlns:a="http://schemas.openxmlformats.org/drawingml/2006/main" xmlns:pic="http://schemas.openxmlformats.org/drawingml/2006/picture">
+            <wp:extent cx="5486400" cy="3529584"/>
+            <wp:docPr id="7" name="Picture 7" descr="For the Grounded Learning Service, retain an annotated trace and the changed-case result. Name the contract or evidence that makes the deciding step valid, so another team can review it. Draw your input, deciding step, result and limit. Supported question: Score &quot;Friday in room B&quot; and &quot;Friday in room D&quot; against both mandatory criteria. Would a correct 25-word response pass, and why?"/>
+            <wp:cNvGraphicFramePr>
+              <a:graphicFrameLocks noChangeAspect="1"/>
+            </wp:cNvGraphicFramePr>
+            <a:graphic>
+              <a:graphicData uri="http://schemas.openxmlformats.org/drawingml/2006/picture">
+                <pic:pic>
+                  <pic:nvPicPr>
+                    <pic:cNvPr id="0" name="academy-story-ai-6-8-06.png"/>
+                    <pic:cNvPicPr/>
+                  </pic:nvPicPr>
+                  <pic:blipFill>
+                    <a:blip r:embed="rId15"/>
+                    <a:stretch>
+                      <a:fillRect/>
+                    </a:stretch>
+                  </pic:blipFill>
+                  <pic:spPr>
+                    <a:xfrm>
+                      <a:off x="0" y="0"/>
+                      <a:ext cx="5486400" cy="3529584"/>
+                    </a:xfrm>
+                    <a:prstGeom prst="rect"/>
+                  </pic:spPr>
+                </pic:pic>
+              </a:graphicData>
+            </a:graphic>
+          </wp:inline>
+        </w:drawing>
+      </w:r>
+    </w:p>
+    <w:p>
+      <w:pPr>
+        <w:spacing w:line="336" w:lineRule="auto" w:after="180"/>
+      </w:pPr>
+      <w:r>
+        <w:rPr>
+          <w:b w:val="0"/>
+        </w:rPr>
+        <w:t xml:space="preserve">For the Grounded Learning Service, retain an annotated trace and the changed-case result. Name the contract or </w:t>
+      </w:r>
+      <w:r>
+        <w:rPr>
+          <w:b/>
+        </w:rPr>
+        <w:t>evidence</w:t>
+      </w:r>
+      <w:r>
+        <w:rPr>
+          <w:b w:val="0"/>
+        </w:rPr>
+        <w:t xml:space="preserve"> that makes the deciding step valid, so another team can review it.</w:t>
+      </w:r>
+    </w:p>
+    <w:p>
+      <w:pPr>
+        <w:spacing w:line="336" w:lineRule="auto" w:after="180"/>
+      </w:pPr>
+      <w:r>
+        <w:rPr>
+          <w:b w:val="0"/>
+        </w:rPr>
+        <w:t xml:space="preserve">Draw your </w:t>
+      </w:r>
+      <w:r>
+        <w:rPr>
+          <w:b/>
+        </w:rPr>
+        <w:t>input</w:t>
+      </w:r>
+      <w:r>
+        <w:rPr>
+          <w:b w:val="0"/>
+        </w:rPr>
+        <w:t>, deciding step, result and limit. Supported question: Score "Friday in room B" and "Friday in room D" against both mandatory criteria. Would a correct 25-word response pass, and why?</w:t>
+      </w:r>
+    </w:p>
+    <w:p>
+      <w:pPr>
+        <w:spacing w:line="336" w:lineRule="auto" w:after="180"/>
+        <w:shd w:fill="F5F1FB"/>
+      </w:pPr>
+      <w:r>
+        <w:rPr>
+          <w:b w:val="0"/>
+        </w:rPr>
+        <w:t xml:space="preserve">Draw your project trace and justify the deciding step using </w:t>
+      </w:r>
+      <w:r>
+        <w:rPr>
+          <w:b/>
+        </w:rPr>
+        <w:t>evidence</w:t>
+      </w:r>
+      <w:r>
+        <w:rPr>
+          <w:b w:val="0"/>
+        </w:rPr>
+        <w:t>.</w:t>
+      </w:r>
+    </w:p>
+    <w:p>
+      <w:pPr>
+        <w:pStyle w:val="Heading3"/>
+      </w:pPr>
+      <w:r>
+        <w:t>My picture explanation, deciding evidence and one limit</w:t>
       </w:r>
     </w:p>
     <w:p>

--- a/downloads/workbook/ai-6-week-08.docx
+++ b/downloads/workbook/ai-6-week-08.docx
@@ -168,6 +168,60 @@
     <w:p>
       <w:r>
         <w:t>________________________________________________________________</w:t>
+      </w:r>
+    </w:p>
+    <w:p>
+      <w:pPr>
+        <w:pStyle w:val="Heading3"/>
+      </w:pPr>
+      <w:r>
+        <w:t>Lesson reference for workbook practice</w:t>
+      </w:r>
+    </w:p>
+    <w:p>
+      <w:pPr>
+        <w:spacing w:line="336" w:lineRule="auto" w:after="180"/>
+        <w:shd w:fill="F1F6F8"/>
+      </w:pPr>
+      <w:r>
+        <w:rPr>
+          <w:b w:val="0"/>
+        </w:rPr>
+        <w:t>Use this reference for the original W1–W3 and W5 exercises. The separately named independent case supplies its own changed facts; use those facts for that attempt before feedback.</w:t>
+      </w:r>
+    </w:p>
+    <w:p>
+      <w:pPr>
+        <w:spacing w:line="336" w:lineRule="auto" w:after="180"/>
+      </w:pPr>
+      <w:r>
+        <w:rPr>
+          <w:b w:val="0"/>
+        </w:rPr>
+        <w:t>Model-dependent behaviour may vary between runs. Evaluate defined semantic criteria and report repeated outcomes rather than requiring one exact sentence.</w:t>
+      </w:r>
+    </w:p>
+    <w:p>
+      <w:pPr>
+        <w:spacing w:line="336" w:lineRule="auto" w:after="180"/>
+      </w:pPr>
+      <w:r>
+        <w:rPr>
+          <w:b w:val="0"/>
+        </w:rPr>
+        <w:t xml:space="preserve">Use fixed </w:t>
+      </w:r>
+      <w:r>
+        <w:rPr>
+          <w:b/>
+        </w:rPr>
+        <w:t>evidence</w:t>
+      </w:r>
+      <w:r>
+        <w:rPr>
+          <w:b w:val="0"/>
+        </w:rPr>
+        <w:t xml:space="preserve"> and rubric per case. Require supported room/capacity, valid schema and no actions. Repeats estimate observed variation for this case; they are not additional independent users.</w:t>
       </w:r>
     </w:p>
     <w:p>

--- a/downloads/workbook/ai-6-week-08.docx
+++ b/downloads/workbook/ai-6-week-08.docx
@@ -25,22 +25,45 @@
         <w:pStyle w:val="Heading1"/>
       </w:pPr>
       <w:r>
-        <w:t>01. Recall and choose your starting point</w:t>
-      </w:r>
-    </w:p>
-    <w:p>
-      <w:r>
-        <w:t>Record your starting explanation for Testing model-dependent behaviour before opening notes. Show any later correction separately.</w:t>
-      </w:r>
-    </w:p>
-    <w:p>
-      <w:pPr>
-        <w:spacing w:line="336" w:lineRule="auto" w:after="180"/>
-      </w:pPr>
-      <w:r>
-        <w:rPr>
-          <w:b w:val="0"/>
-        </w:rPr>
+        <w:t>One complete behaviour-rubric and repeated-run record.</w:t>
+      </w:r>
+    </w:p>
+    <w:p>
+      <w:r>
+        <w:t>Keep raw outputs, case/run IDs, evidence versions, criteria and actual scope together.</w:t>
+      </w:r>
+    </w:p>
+    <w:p>
+      <w:r>
+        <w:t>Recall → W1–W3/W5 → independent rate calculation → project rubric → delayed return.</w:t>
+      </w:r>
+    </w:p>
+    <w:p>
+      <w:pPr>
+        <w:pStyle w:val="Heading1"/>
+      </w:pPr>
+      <w:r>
+        <w:t>01. Recall · Retrieve before notes</w:t>
+      </w:r>
+    </w:p>
+    <w:p>
+      <w:r>
+        <w:t>Keep this task’s inputs,rule and response together.</w:t>
+      </w:r>
+    </w:p>
+    <w:p>
+      <w:pPr>
+        <w:pStyle w:val="Heading2"/>
+      </w:pPr>
+      <w:r>
+        <w:t>Complete task and evidence</w:t>
+      </w:r>
+    </w:p>
+    <w:p>
+      <w:pPr>
+        <w:pStyle w:val="ListBullet"/>
+      </w:pPr>
+      <w:r>
         <w:t>Try the recall before opening notes. Then use a different colour or a labelled second line to correct your explanation.</w:t>
       </w:r>
     </w:p>
@@ -54,12 +77,9 @@
     </w:p>
     <w:p>
       <w:pPr>
-        <w:spacing w:line="336" w:lineRule="auto" w:after="180"/>
-      </w:pPr>
-      <w:r>
-        <w:rPr>
-          <w:b w:val="0"/>
-        </w:rPr>
+        <w:pStyle w:val="ListBullet"/>
+      </w:pPr>
+      <w:r>
         <w:t>Without opening the old lesson, explain one key idea from Testing pure components. Give an example and a mistake that the idea helps you avoid.</w:t>
       </w:r>
     </w:p>
@@ -96,12 +116,9 @@
     </w:p>
     <w:p>
       <w:pPr>
-        <w:spacing w:line="336" w:lineRule="auto" w:after="180"/>
-      </w:pPr>
-      <w:r>
-        <w:rPr>
-          <w:b w:val="0"/>
-        </w:rPr>
+        <w:pStyle w:val="ListBullet"/>
+      </w:pPr>
+      <w:r>
         <w:t>Without opening the old lesson, explain one key idea from Authentication and authorisation. Give an example and a mistake that the idea helps you avoid.</w:t>
       </w:r>
     </w:p>
@@ -138,12 +155,9 @@
     </w:p>
     <w:p>
       <w:pPr>
-        <w:spacing w:line="336" w:lineRule="auto" w:after="180"/>
-      </w:pPr>
-      <w:r>
-        <w:rPr>
-          <w:b w:val="0"/>
-        </w:rPr>
+        <w:pStyle w:val="ListBullet"/>
+      </w:pPr>
+      <w:r>
         <w:t>Without opening the old lesson, explain one key idea from Architecture and data flow. Give an example and a mistake that the idea helps you avoid.</w:t>
       </w:r>
     </w:p>
@@ -180,48 +194,26 @@
     </w:p>
     <w:p>
       <w:pPr>
-        <w:spacing w:line="336" w:lineRule="auto" w:after="180"/>
-        <w:shd w:fill="F1F6F8"/>
-      </w:pPr>
-      <w:r>
-        <w:rPr>
-          <w:b w:val="0"/>
-        </w:rPr>
+        <w:pStyle w:val="ListBullet"/>
+      </w:pPr>
+      <w:r>
         <w:t>Use this reference for the original W1–W3 and W5 exercises. The separately named independent case supplies its own changed facts; use those facts for that attempt before feedback.</w:t>
       </w:r>
     </w:p>
     <w:p>
       <w:pPr>
-        <w:spacing w:line="336" w:lineRule="auto" w:after="180"/>
-      </w:pPr>
-      <w:r>
-        <w:rPr>
-          <w:b w:val="0"/>
-        </w:rPr>
+        <w:pStyle w:val="ListBullet"/>
+      </w:pPr>
+      <w:r>
         <w:t>Model-dependent behaviour may vary between runs. Evaluate defined semantic criteria and report repeated outcomes rather than requiring one exact sentence.</w:t>
       </w:r>
     </w:p>
     <w:p>
       <w:pPr>
-        <w:spacing w:line="336" w:lineRule="auto" w:after="180"/>
-      </w:pPr>
-      <w:r>
-        <w:rPr>
-          <w:b w:val="0"/>
-        </w:rPr>
-        <w:t xml:space="preserve">Use fixed </w:t>
-      </w:r>
-      <w:r>
-        <w:rPr>
-          <w:b/>
-        </w:rPr>
-        <w:t>evidence</w:t>
-      </w:r>
-      <w:r>
-        <w:rPr>
-          <w:b w:val="0"/>
-        </w:rPr>
-        <w:t xml:space="preserve"> and rubric per case. Require supported room/capacity, valid schema and no actions. Repeats estimate observed variation for this case; they are not additional independent users.</w:t>
+        <w:pStyle w:val="ListBullet"/>
+      </w:pPr>
+      <w:r>
+        <w:t>Use fixed evidence and rubric per case. Require supported room/capacity, valid schema and no actions. Repeats estimate observed variation for this case; they are not additional independent users.</w:t>
       </w:r>
     </w:p>
     <w:p>
@@ -229,123 +221,44 @@
         <w:pStyle w:val="Heading1"/>
       </w:pPr>
       <w:r>
-        <w:t>02. Practise with fading help</w:t>
-      </w:r>
-    </w:p>
-    <w:p>
-      <w:r>
-        <w:t>Complete the supported Testing model-dependent behaviour trace and record the first step you can explain without help.</w:t>
-      </w:r>
-    </w:p>
-    <w:p>
-      <w:pPr>
-        <w:spacing w:line="336" w:lineRule="auto" w:after="180"/>
-      </w:pPr>
-      <w:r>
-        <w:rPr>
-          <w:b w:val="0"/>
-        </w:rPr>
-        <w:t>Use W2: Trace the worked case for Testing model-dependent behaviour. Record the answer once; the lesson and workbook refer to the same attempt.</w:t>
-      </w:r>
-    </w:p>
-    <w:tbl>
-      <w:tblPr>
-        <w:tblStyle w:val="LightShading-Accent1"/>
-        <w:tblW w:type="auto" w:w="0"/>
-        <w:tblLook w:firstColumn="1" w:firstRow="1" w:lastColumn="0" w:lastRow="0" w:noHBand="0" w:noVBand="1" w:val="04A0"/>
-      </w:tblPr>
-      <w:tblGrid>
-        <w:gridCol w:w="2556"/>
-        <w:gridCol w:w="2556"/>
-        <w:gridCol w:w="2556"/>
-        <w:gridCol w:w="2556"/>
-      </w:tblGrid>
-      <w:tr>
-        <w:trPr>
-          <w:tblHeader/>
-        </w:trPr>
-        <w:tc>
-          <w:tcPr>
-            <w:tcW w:type="dxa" w:w="2556"/>
-          </w:tcPr>
-          <w:p>
-            <w:r>
-              <w:t>Given inputs</w:t>
-            </w:r>
-          </w:p>
-        </w:tc>
-        <w:tc>
-          <w:tcPr>
-            <w:tcW w:type="dxa" w:w="2556"/>
-          </w:tcPr>
-          <w:p>
-            <w:r>
-              <w:t>Procedure I chose</w:t>
-            </w:r>
-          </w:p>
-        </w:tc>
-        <w:tc>
-          <w:tcPr>
-            <w:tcW w:type="dxa" w:w="2556"/>
-          </w:tcPr>
-          <w:p>
-            <w:r>
-              <w:t>Middle steps</w:t>
-            </w:r>
-          </w:p>
-        </w:tc>
-        <w:tc>
-          <w:tcPr>
-            <w:tcW w:type="dxa" w:w="2556"/>
-          </w:tcPr>
-          <w:p>
-            <w:r>
-              <w:t>Result and check</w:t>
-            </w:r>
-          </w:p>
-        </w:tc>
-      </w:tr>
-      <w:tr>
-        <w:tc>
-          <w:tcPr>
-            <w:tcW w:type="dxa" w:w="2556"/>
-          </w:tcPr>
-          <w:p>
-            <w:r/>
-          </w:p>
-        </w:tc>
-        <w:tc>
-          <w:tcPr>
-            <w:tcW w:type="dxa" w:w="2556"/>
-          </w:tcPr>
-          <w:p>
-            <w:r/>
-          </w:p>
-        </w:tc>
-        <w:tc>
-          <w:tcPr>
-            <w:tcW w:type="dxa" w:w="2556"/>
-          </w:tcPr>
-          <w:p>
-            <w:r/>
-          </w:p>
-        </w:tc>
-        <w:tc>
-          <w:tcPr>
-            <w:tcW w:type="dxa" w:w="2556"/>
-          </w:tcPr>
-          <w:p>
-            <w:r/>
-          </w:p>
-        </w:tc>
-      </w:tr>
-    </w:tbl>
+        <w:t>05. W1 · Explain the current example</w:t>
+      </w:r>
+    </w:p>
+    <w:p>
+      <w:r>
+        <w:t>Keep this task’s inputs,rule and response together.</w:t>
+      </w:r>
+    </w:p>
+    <w:p>
+      <w:pPr>
+        <w:pStyle w:val="Heading2"/>
+      </w:pPr>
+      <w:r>
+        <w:t>Complete task and evidence</w:t>
+      </w:r>
+    </w:p>
+    <w:p>
+      <w:pPr>
+        <w:pStyle w:val="ListBullet"/>
+      </w:pPr>
+      <w:r>
+        <w:t>Main constructed room fixture: approved R-v1 says room B, capacity 12. Required exact fields room_id/capacity/source_id/actions; types string/exact nonnegative int/string/list. Support requires B/12/R-v1 and no-actions requires empty list. Five supplied capacities 12, 14, 12, 12, 10 yield pass, fail, pass, pass, fail. Every fixture has valid structure and no action; two fail capacity support. Rate3/5=60% over five supplied response records on one distinct case, not five independent users or a live model reliability estimate. Separate summary evidence Friday/room B with at most 20 words: Friday in room B is4 words and supported; Friday in room D is4 words but unsupported; Room B, Friday is3 words and supported. Complete changed sentence is25 whitespace words and preserves facts but fails length. Supplied semantic labels are classroom judgments; the local program counts words and combines criteria, not general meaning. Real model evaluation would need actual model/run conditions and wider reserved case coverage.</w:t>
+      </w:r>
+    </w:p>
+    <w:p>
+      <w:pPr>
+        <w:pStyle w:val="ListBullet"/>
+      </w:pPr>
+      <w:r>
+        <w:t>Explain the weekly mechanism in your own words. Use the worked scenario to name its input, decision rule and output.</w:t>
+      </w:r>
+    </w:p>
     <w:p>
       <w:pPr>
         <w:pStyle w:val="Heading3"/>
       </w:pPr>
       <w:r>
-        <w:t>The step I completed without help, and the hint I needed</w:t>
+        <w:t>My reasoning and evidence</w:t>
       </w:r>
     </w:p>
     <w:p>
@@ -364,38 +277,55 @@
       </w:r>
     </w:p>
     <w:p>
+      <w:r>
+        <w:t>________________________________________________________________</w:t>
+      </w:r>
+    </w:p>
+    <w:p>
+      <w:r>
+        <w:t>________________________________________________________________</w:t>
+      </w:r>
+    </w:p>
+    <w:p>
+      <w:r>
+        <w:t>________________________________________________________________</w:t>
+      </w:r>
+    </w:p>
+    <w:p>
       <w:pPr>
         <w:pStyle w:val="Heading1"/>
       </w:pPr>
       <w:r>
-        <w:t>03. Individual reasoning check</w:t>
-      </w:r>
-    </w:p>
-    <w:p>
-      <w:r>
-        <w:t>Check the proposed Testing model-dependent behaviour explanation against the supplied facts before discussing it.</w:t>
-      </w:r>
-    </w:p>
-    <w:p>
-      <w:pPr>
-        <w:spacing w:line="336" w:lineRule="auto" w:after="180"/>
-      </w:pPr>
-      <w:r>
-        <w:rPr>
-          <w:b w:val="0"/>
-        </w:rPr>
-        <w:t>Use the worked case for Testing model-dependent behaviour. Proposed explanation: “The worked result establishes every future case”. Decide whether this explanation is supported.</w:t>
-      </w:r>
-    </w:p>
-    <w:p>
-      <w:pPr>
-        <w:spacing w:line="336" w:lineRule="auto" w:after="180"/>
-      </w:pPr>
-      <w:r>
-        <w:rPr>
-          <w:b w:val="0"/>
-        </w:rPr>
-        <w:t>Point to the step or supplied fact that decides; explain your repair if needed.</w:t>
+        <w:t>06. W2 · Trace the calculation</w:t>
+      </w:r>
+    </w:p>
+    <w:p>
+      <w:r>
+        <w:t>Keep this task’s inputs,rule and response together.</w:t>
+      </w:r>
+    </w:p>
+    <w:p>
+      <w:pPr>
+        <w:pStyle w:val="Heading2"/>
+      </w:pPr>
+      <w:r>
+        <w:t>Complete task and evidence</w:t>
+      </w:r>
+    </w:p>
+    <w:p>
+      <w:pPr>
+        <w:pStyle w:val="ListBullet"/>
+      </w:pPr>
+      <w:r>
+        <w:t>Main constructed room fixture: approved R-v1 says room B, capacity 12. Required exact fields room_id/capacity/source_id/actions; types string/exact nonnegative int/string/list. Support requires B/12/R-v1 and no-actions requires empty list. Five supplied capacities 12, 14, 12, 12, 10 yield pass, fail, pass, pass, fail. Every fixture has valid structure and no action; two fail capacity support. Rate3/5=60% over five supplied response records on one distinct case, not five independent users or a live model reliability estimate. Separate summary evidence Friday/room B with at most 20 words: Friday in room B is4 words and supported; Friday in room D is4 words but unsupported; Room B, Friday is3 words and supported. Complete changed sentence is25 whitespace words and preserves facts but fails length. Supplied semantic labels are classroom judgments; the local program counts words and combines criteria, not general meaning. Real model evaluation would need actual model/run conditions and wider reserved case coverage.</w:t>
+      </w:r>
+    </w:p>
+    <w:p>
+      <w:pPr>
+        <w:pStyle w:val="ListBullet"/>
+      </w:pPr>
+      <w:r>
+        <w:t>Five runs on one case yield three fully supported valid responses and two unsupported capacities. Show the intermediate steps and give the conclusion with its scope.</w:t>
       </w:r>
     </w:p>
     <w:p>
@@ -403,7 +333,7 @@
         <w:pStyle w:val="Heading3"/>
       </w:pPr>
       <w:r>
-        <w:t>My explanation before partner discussion</w:t>
+        <w:t>My reasoning and evidence</w:t>
       </w:r>
     </w:p>
     <w:p>
@@ -427,16 +357,55 @@
       </w:r>
     </w:p>
     <w:p>
+      <w:r>
+        <w:t>________________________________________________________________</w:t>
+      </w:r>
+    </w:p>
+    <w:p>
+      <w:r>
+        <w:t>________________________________________________________________</w:t>
+      </w:r>
+    </w:p>
+    <w:p>
+      <w:r>
+        <w:t>________________________________________________________________</w:t>
+      </w:r>
+    </w:p>
+    <w:p>
       <w:pPr>
         <w:pStyle w:val="Heading1"/>
       </w:pPr>
       <w:r>
-        <w:t>04. Independent transfer case</w:t>
-      </w:r>
-    </w:p>
-    <w:p>
-      <w:r>
-        <w:t>Write one first attempt at the reserved independent case before feedback. Repeated copies of that case refer to the same recorded attempt.</w:t>
+        <w:t>07. W3 · Repair a misconception</w:t>
+      </w:r>
+    </w:p>
+    <w:p>
+      <w:r>
+        <w:t>Keep this task’s inputs,rule and response together.</w:t>
+      </w:r>
+    </w:p>
+    <w:p>
+      <w:pPr>
+        <w:pStyle w:val="Heading2"/>
+      </w:pPr>
+      <w:r>
+        <w:t>Complete task and evidence</w:t>
+      </w:r>
+    </w:p>
+    <w:p>
+      <w:pPr>
+        <w:pStyle w:val="ListBullet"/>
+      </w:pPr>
+      <w:r>
+        <w:t>Main constructed room fixture: approved R-v1 says room B, capacity 12. Required exact fields room_id/capacity/source_id/actions; types string/exact nonnegative int/string/list. Support requires B/12/R-v1 and no-actions requires empty list. Five supplied capacities 12, 14, 12, 12, 10 yield pass, fail, pass, pass, fail. Every fixture has valid structure and no action; two fail capacity support. Rate3/5=60% over five supplied response records on one distinct case, not five independent users or a live model reliability estimate. Separate summary evidence Friday/room B with at most 20 words: Friday in room B is4 words and supported; Friday in room D is4 words but unsupported; Room B, Friday is3 words and supported. Complete changed sentence is25 whitespace words and preserves facts but fails length. Supplied semantic labels are classroom judgments; the local program counts words and combines criteria, not general meaning. Real model evaluation would need actual model/run conditions and wider reserved case coverage.</w:t>
+      </w:r>
+    </w:p>
+    <w:p>
+      <w:pPr>
+        <w:pStyle w:val="ListBullet"/>
+      </w:pPr>
+      <w:r>
+        <w:t>A report omits this qualification: A deterministic mocked output tests the pipeline contract but cannot estimate an unspecified live model distribution. Explain how omitting it could change a reader's interpretation, and write an accurate replacement.</w:t>
       </w:r>
     </w:p>
     <w:p>
@@ -444,30 +413,154 @@
         <w:pStyle w:val="Heading3"/>
       </w:pPr>
       <w:r>
+        <w:t>My reasoning and evidence</w:t>
+      </w:r>
+    </w:p>
+    <w:p>
+      <w:r>
+        <w:t>________________________________________________________________</w:t>
+      </w:r>
+    </w:p>
+    <w:p>
+      <w:r>
+        <w:t>________________________________________________________________</w:t>
+      </w:r>
+    </w:p>
+    <w:p>
+      <w:r>
+        <w:t>________________________________________________________________</w:t>
+      </w:r>
+    </w:p>
+    <w:p>
+      <w:r>
+        <w:t>________________________________________________________________</w:t>
+      </w:r>
+    </w:p>
+    <w:p>
+      <w:r>
+        <w:t>________________________________________________________________</w:t>
+      </w:r>
+    </w:p>
+    <w:p>
+      <w:r>
+        <w:t>________________________________________________________________</w:t>
+      </w:r>
+    </w:p>
+    <w:p>
+      <w:pPr>
+        <w:pStyle w:val="Heading1"/>
+      </w:pPr>
+      <w:r>
+        <w:t>09. W5 · Explain the limitation</w:t>
+      </w:r>
+    </w:p>
+    <w:p>
+      <w:r>
+        <w:t>Keep this task’s inputs,rule and response together.</w:t>
+      </w:r>
+    </w:p>
+    <w:p>
+      <w:pPr>
+        <w:pStyle w:val="Heading2"/>
+      </w:pPr>
+      <w:r>
+        <w:t>Complete task and evidence</w:t>
+      </w:r>
+    </w:p>
+    <w:p>
+      <w:pPr>
+        <w:pStyle w:val="ListBullet"/>
+      </w:pPr>
+      <w:r>
+        <w:t>Main constructed room fixture: approved R-v1 says room B, capacity 12. Required exact fields room_id/capacity/source_id/actions; types string/exact nonnegative int/string/list. Support requires B/12/R-v1 and no-actions requires empty list. Five supplied capacities 12, 14, 12, 12, 10 yield pass, fail, pass, pass, fail. Every fixture has valid structure and no action; two fail capacity support. Rate3/5=60% over five supplied response records on one distinct case, not five independent users or a live model reliability estimate. Separate summary evidence Friday/room B with at most 20 words: Friday in room B is4 words and supported; Friday in room D is4 words but unsupported; Room B, Friday is3 words and supported. Complete changed sentence is25 whitespace words and preserves facts but fails length. Supplied semantic labels are classroom judgments; the local program counts words and combines criteria, not general meaning. Real model evaluation would need actual model/run conditions and wider reserved case coverage.</w:t>
+      </w:r>
+    </w:p>
+    <w:p>
+      <w:pPr>
+        <w:pStyle w:val="ListBullet"/>
+      </w:pPr>
+      <w:r>
+        <w:t>For the worked scenario, propose one additional case that could reveal a failure, describe its expected outcome before running it, and explain what would need to remain fixed for a fair comparison. Do not reuse W4 as a new final test after receiving feedback.</w:t>
+      </w:r>
+    </w:p>
+    <w:p>
+      <w:pPr>
+        <w:pStyle w:val="Heading3"/>
+      </w:pPr>
+      <w:r>
+        <w:t>My reasoning and evidence</w:t>
+      </w:r>
+    </w:p>
+    <w:p>
+      <w:r>
+        <w:t>________________________________________________________________</w:t>
+      </w:r>
+    </w:p>
+    <w:p>
+      <w:r>
+        <w:t>________________________________________________________________</w:t>
+      </w:r>
+    </w:p>
+    <w:p>
+      <w:r>
+        <w:t>________________________________________________________________</w:t>
+      </w:r>
+    </w:p>
+    <w:p>
+      <w:r>
+        <w:t>________________________________________________________________</w:t>
+      </w:r>
+    </w:p>
+    <w:p>
+      <w:r>
+        <w:t>________________________________________________________________</w:t>
+      </w:r>
+    </w:p>
+    <w:p>
+      <w:r>
+        <w:t>________________________________________________________________</w:t>
+      </w:r>
+    </w:p>
+    <w:p>
+      <w:r>
+        <w:t>________________________________________________________________</w:t>
+      </w:r>
+    </w:p>
+    <w:p>
+      <w:pPr>
+        <w:pStyle w:val="Heading1"/>
+      </w:pPr>
+      <w:r>
+        <w:t>04. Try alone · Selected transfer</w:t>
+      </w:r>
+    </w:p>
+    <w:p>
+      <w:r>
+        <w:t>Keep this task’s inputs,rule and response together.</w:t>
+      </w:r>
+    </w:p>
+    <w:p>
+      <w:pPr>
+        <w:pStyle w:val="Heading2"/>
+      </w:pPr>
+      <w:r>
+        <w:t>Complete task and evidence</w:t>
+      </w:r>
+    </w:p>
+    <w:p>
+      <w:pPr>
+        <w:pStyle w:val="Heading3"/>
+      </w:pPr>
+      <w:r>
         <w:t>Independent case: Apply a new case independently</w:t>
       </w:r>
     </w:p>
     <w:p>
       <w:pPr>
-        <w:spacing w:line="336" w:lineRule="auto" w:after="180"/>
-      </w:pPr>
-      <w:r>
-        <w:rPr>
-          <w:b w:val="0"/>
-        </w:rPr>
-        <w:t xml:space="preserve">Four runs on each of two cases: first passes 4, second passes 2. Compute overall </w:t>
-      </w:r>
-      <w:r>
-        <w:rPr>
-          <w:b/>
-        </w:rPr>
-        <w:t>run rate</w:t>
-      </w:r>
-      <w:r>
-        <w:rPr>
-          <w:b w:val="0"/>
-        </w:rPr>
-        <w:t xml:space="preserve"> and per-case rates.</w:t>
+        <w:pStyle w:val="ListBullet"/>
+      </w:pPr>
+      <w:r>
+        <w:t>Four runs on each of two cases: first passes 4, second passes 2. Compute overall run rate and per-case rates.</w:t>
       </w:r>
     </w:p>
     <w:p>
@@ -515,12 +608,9 @@
     </w:p>
     <w:p>
       <w:pPr>
-        <w:spacing w:line="336" w:lineRule="auto" w:after="180"/>
-      </w:pPr>
-      <w:r>
-        <w:rPr>
-          <w:b w:val="0"/>
-        </w:rPr>
+        <w:pStyle w:val="ListBullet"/>
+      </w:pPr>
+      <w:r>
         <w:t>Attempt this case before feedback. Record any help. Earlier examples below are further practice; a case already practised with feedback cannot establish fresh transfer.</w:t>
       </w:r>
     </w:p>
@@ -529,59 +619,28 @@
         <w:pStyle w:val="Heading1"/>
       </w:pPr>
       <w:r>
-        <w:t>05. W1 Explain the mechanism</w:t>
-      </w:r>
-    </w:p>
-    <w:p>
-      <w:r>
-        <w:t>Explain the mechanism. Apply the supplied Testing model-dependent behaviour facts and keep your reasoning.</w:t>
-      </w:r>
-    </w:p>
-    <w:p>
-      <w:pPr>
-        <w:spacing w:line="336" w:lineRule="auto" w:after="180"/>
-      </w:pPr>
-      <w:r>
-        <w:rPr>
-          <w:b w:val="0"/>
-        </w:rPr>
-        <w:t xml:space="preserve">Explain the weekly </w:t>
-      </w:r>
-      <w:r>
-        <w:rPr>
-          <w:b/>
-        </w:rPr>
-        <w:t>mechanism</w:t>
-      </w:r>
-      <w:r>
-        <w:rPr>
-          <w:b w:val="0"/>
-        </w:rPr>
-        <w:t xml:space="preserve"> in your own words. Use the worked scenario to name its </w:t>
-      </w:r>
-      <w:r>
-        <w:rPr>
-          <w:b/>
-        </w:rPr>
-        <w:t>input</w:t>
-      </w:r>
-      <w:r>
-        <w:rPr>
-          <w:b w:val="0"/>
-        </w:rPr>
-        <w:t xml:space="preserve">, decision rule and </w:t>
-      </w:r>
-      <w:r>
-        <w:rPr>
-          <w:b/>
-        </w:rPr>
-        <w:t>output</w:t>
-      </w:r>
-      <w:r>
-        <w:rPr>
-          <w:b w:val="0"/>
-        </w:rPr>
-        <w:t>.</w:t>
+        <w:t>10. Project · Keep the service evidence</w:t>
+      </w:r>
+    </w:p>
+    <w:p>
+      <w:r>
+        <w:t>Preserve the contract, inputs, observed outcomes and limits.</w:t>
+      </w:r>
+    </w:p>
+    <w:p>
+      <w:pPr>
+        <w:pStyle w:val="Heading2"/>
+      </w:pPr>
+      <w:r>
+        <w:t>Complete task and evidence</w:t>
+      </w:r>
+    </w:p>
+    <w:p>
+      <w:pPr>
+        <w:pStyle w:val="ListBullet"/>
+      </w:pPr>
+      <w:r>
+        <w:t>Add a labelled testing model-dependent behaviour evidence sheet to Grounded Learning Service. Show how you can explain the mechanism and terminology of testing model-dependent behaviour. Use the supplied fictional case and keep its inputs, intermediate steps, calculation or prediction, and limitation. Connect this record to last week’s record; a matching answer without a trace is insufficient.</w:t>
       </w:r>
     </w:p>
     <w:p>
@@ -589,7 +648,7 @@
         <w:pStyle w:val="Heading3"/>
       </w:pPr>
       <w:r>
-        <w:t>My reasoning and evidence</w:t>
+        <w:t>My project change, supporting evidence and remaining limit</w:t>
       </w:r>
     </w:p>
     <w:p>
@@ -627,447 +686,20 @@
         <w:pStyle w:val="Heading1"/>
       </w:pPr>
       <w:r>
-        <w:t>06. W2 Trace the worked case</w:t>
-      </w:r>
-    </w:p>
-    <w:p>
-      <w:r>
-        <w:t>Trace the worked case. Apply the supplied Testing model-dependent behaviour facts and keep your reasoning.</w:t>
-      </w:r>
-    </w:p>
-    <w:p>
-      <w:pPr>
-        <w:spacing w:line="336" w:lineRule="auto" w:after="180"/>
-      </w:pPr>
-      <w:r>
-        <w:rPr>
-          <w:b w:val="0"/>
-        </w:rPr>
-        <w:t>Five runs on one case yield three fully supported valid responses and two unsupported capacities. Show the intermediate steps and give the conclusion with its scope.</w:t>
-      </w:r>
-    </w:p>
-    <w:p>
-      <w:pPr>
-        <w:pStyle w:val="Heading3"/>
-      </w:pPr>
-      <w:r>
-        <w:t>My reasoning and evidence</w:t>
-      </w:r>
-    </w:p>
-    <w:p>
-      <w:r>
-        <w:t>________________________________________________________________</w:t>
-      </w:r>
-    </w:p>
-    <w:p>
-      <w:r>
-        <w:t>________________________________________________________________</w:t>
-      </w:r>
-    </w:p>
-    <w:p>
-      <w:r>
-        <w:t>________________________________________________________________</w:t>
-      </w:r>
-    </w:p>
-    <w:p>
-      <w:r>
-        <w:t>________________________________________________________________</w:t>
-      </w:r>
-    </w:p>
-    <w:p>
-      <w:r>
-        <w:t>________________________________________________________________</w:t>
-      </w:r>
-    </w:p>
-    <w:p>
-      <w:r>
-        <w:t>________________________________________________________________</w:t>
-      </w:r>
-    </w:p>
-    <w:p>
-      <w:r>
-        <w:t>________________________________________________________________</w:t>
-      </w:r>
-    </w:p>
-    <w:p>
-      <w:pPr>
-        <w:pStyle w:val="Heading1"/>
-      </w:pPr>
-      <w:r>
-        <w:t>07. W3 Audit the limit</w:t>
-      </w:r>
-    </w:p>
-    <w:p>
-      <w:r>
-        <w:t>Audit the limit. Apply the supplied Testing model-dependent behaviour facts and keep your reasoning.</w:t>
-      </w:r>
-    </w:p>
-    <w:p>
-      <w:pPr>
-        <w:spacing w:line="336" w:lineRule="auto" w:after="180"/>
-      </w:pPr>
-      <w:r>
-        <w:rPr>
-          <w:b w:val="0"/>
-        </w:rPr>
-        <w:t xml:space="preserve">A report omits this qualification: A deterministic mocked </w:t>
-      </w:r>
-      <w:r>
-        <w:rPr>
-          <w:b/>
-        </w:rPr>
-        <w:t>output</w:t>
-      </w:r>
-      <w:r>
-        <w:rPr>
-          <w:b w:val="0"/>
-        </w:rPr>
-        <w:t xml:space="preserve"> tests the pipeline contract but cannot estimate an unspecified live model distribution.</w:t>
-      </w:r>
-    </w:p>
-    <w:p>
-      <w:pPr>
-        <w:spacing w:line="336" w:lineRule="auto" w:after="180"/>
-      </w:pPr>
-      <w:r>
-        <w:rPr>
-          <w:b w:val="0"/>
-        </w:rPr>
-        <w:t>Explain how omitting it could change a reader's interpretation, and write an accurate replacement.</w:t>
-      </w:r>
-    </w:p>
-    <w:p>
-      <w:pPr>
-        <w:pStyle w:val="Heading3"/>
-      </w:pPr>
-      <w:r>
-        <w:t>My reasoning and evidence</w:t>
-      </w:r>
-    </w:p>
-    <w:p>
-      <w:r>
-        <w:t>________________________________________________________________</w:t>
-      </w:r>
-    </w:p>
-    <w:p>
-      <w:r>
-        <w:t>________________________________________________________________</w:t>
-      </w:r>
-    </w:p>
-    <w:p>
-      <w:r>
-        <w:t>________________________________________________________________</w:t>
-      </w:r>
-    </w:p>
-    <w:p>
-      <w:r>
-        <w:t>________________________________________________________________</w:t>
-      </w:r>
-    </w:p>
-    <w:p>
-      <w:r>
-        <w:t>________________________________________________________________</w:t>
-      </w:r>
-    </w:p>
-    <w:p>
-      <w:r>
-        <w:t>________________________________________________________________</w:t>
-      </w:r>
-    </w:p>
-    <w:p>
-      <w:pPr>
-        <w:pStyle w:val="Heading1"/>
-      </w:pPr>
-      <w:r>
-        <w:t>08. W4 Apply a new case independently</w:t>
-      </w:r>
-    </w:p>
-    <w:p>
-      <w:r>
-        <w:t>Attempt before feedback. If this repeats the selected independent case, reuse that first attempt; otherwise keep a separate record. Apply a new case independently. Apply the supplied Testing model-dependent behaviour facts and keep your reasoning.</w:t>
-      </w:r>
-    </w:p>
-    <w:p>
-      <w:pPr>
-        <w:spacing w:line="336" w:lineRule="auto" w:after="180"/>
-      </w:pPr>
-      <w:r>
-        <w:rPr>
-          <w:b w:val="0"/>
-        </w:rPr>
-        <w:t xml:space="preserve">Four runs on each of two cases: first passes 4, second passes 2. Compute overall </w:t>
-      </w:r>
-      <w:r>
-        <w:rPr>
-          <w:b/>
-        </w:rPr>
-        <w:t>run rate</w:t>
-      </w:r>
-      <w:r>
-        <w:rPr>
-          <w:b w:val="0"/>
-        </w:rPr>
-        <w:t xml:space="preserve"> and per-case rates.</w:t>
-      </w:r>
-    </w:p>
-    <w:p>
-      <w:pPr>
-        <w:pStyle w:val="Heading3"/>
-      </w:pPr>
-      <w:r>
-        <w:t>My reasoning and evidence</w:t>
-      </w:r>
-    </w:p>
-    <w:p>
-      <w:r>
-        <w:t>________________________________________________________________</w:t>
-      </w:r>
-    </w:p>
-    <w:p>
-      <w:r>
-        <w:t>________________________________________________________________</w:t>
-      </w:r>
-    </w:p>
-    <w:p>
-      <w:r>
-        <w:t>________________________________________________________________</w:t>
-      </w:r>
-    </w:p>
-    <w:p>
-      <w:r>
-        <w:t>________________________________________________________________</w:t>
-      </w:r>
-    </w:p>
-    <w:p>
-      <w:r>
-        <w:t>________________________________________________________________</w:t>
-      </w:r>
-    </w:p>
-    <w:p>
-      <w:r>
-        <w:t>________________________________________________________________</w:t>
-      </w:r>
-    </w:p>
-    <w:p>
-      <w:r>
-        <w:t>________________________________________________________________</w:t>
-      </w:r>
-    </w:p>
-    <w:p>
-      <w:r>
-        <w:t>________________________________________________________________</w:t>
-      </w:r>
-    </w:p>
-    <w:p>
-      <w:pPr>
-        <w:pStyle w:val="Heading1"/>
-      </w:pPr>
-      <w:r>
-        <w:t>09. W5 Design a revealing follow-up</w:t>
-      </w:r>
-    </w:p>
-    <w:p>
-      <w:r>
-        <w:t>Design a revealing follow-up. Apply the supplied Testing model-dependent behaviour facts and keep your reasoning.</w:t>
-      </w:r>
-    </w:p>
-    <w:p>
-      <w:pPr>
-        <w:spacing w:line="336" w:lineRule="auto" w:after="180"/>
-      </w:pPr>
-      <w:r>
-        <w:rPr>
-          <w:b w:val="0"/>
-        </w:rPr>
-        <w:t>For the worked scenario, propose one additional case that could reveal a failure, describe its expected outcome before running it, and explain what would need to remain fixed for a fair comparison.</w:t>
-      </w:r>
-    </w:p>
-    <w:p>
-      <w:pPr>
-        <w:spacing w:line="336" w:lineRule="auto" w:after="180"/>
-      </w:pPr>
-      <w:r>
-        <w:rPr>
-          <w:b w:val="0"/>
-        </w:rPr>
-        <w:t>Do not reuse W4 as a new final test after receiving feedback.</w:t>
-      </w:r>
-    </w:p>
-    <w:p>
-      <w:pPr>
-        <w:pStyle w:val="Heading3"/>
-      </w:pPr>
-      <w:r>
-        <w:t>My reasoning and evidence</w:t>
-      </w:r>
-    </w:p>
-    <w:p>
-      <w:r>
-        <w:t>________________________________________________________________</w:t>
-      </w:r>
-    </w:p>
-    <w:p>
-      <w:r>
-        <w:t>________________________________________________________________</w:t>
-      </w:r>
-    </w:p>
-    <w:p>
-      <w:r>
-        <w:t>________________________________________________________________</w:t>
-      </w:r>
-    </w:p>
-    <w:p>
-      <w:r>
-        <w:t>________________________________________________________________</w:t>
-      </w:r>
-    </w:p>
-    <w:p>
-      <w:r>
-        <w:t>________________________________________________________________</w:t>
-      </w:r>
-    </w:p>
-    <w:p>
-      <w:r>
-        <w:t>________________________________________________________________</w:t>
-      </w:r>
-    </w:p>
-    <w:p>
-      <w:r>
-        <w:t>________________________________________________________________</w:t>
-      </w:r>
-    </w:p>
-    <w:p>
-      <w:pPr>
-        <w:pStyle w:val="Heading1"/>
-      </w:pPr>
-      <w:r>
-        <w:t>10. Project checkpoint and reflection</w:t>
-      </w:r>
-    </w:p>
-    <w:p>
-      <w:r>
-        <w:t>Connect Testing model-dependent behaviour to Grounded Learning Service, identify a limit and choose the next useful test.</w:t>
-      </w:r>
-    </w:p>
-    <w:p>
-      <w:pPr>
-        <w:spacing w:line="336" w:lineRule="auto" w:after="180"/>
-      </w:pPr>
-      <w:r>
-        <w:rPr>
-          <w:b w:val="0"/>
-        </w:rPr>
-        <w:t xml:space="preserve">Add a labelled testing model-dependent behaviour </w:t>
-      </w:r>
-      <w:r>
-        <w:rPr>
-          <w:b/>
-        </w:rPr>
-        <w:t>evidence</w:t>
-      </w:r>
-      <w:r>
-        <w:rPr>
-          <w:b w:val="0"/>
-        </w:rPr>
-        <w:t xml:space="preserve"> sheet to Grounded Learning Service. Show how you can explain the </w:t>
-      </w:r>
-      <w:r>
-        <w:rPr>
-          <w:b/>
-        </w:rPr>
-        <w:t>mechanism</w:t>
-      </w:r>
-      <w:r>
-        <w:rPr>
-          <w:b w:val="0"/>
-        </w:rPr>
-        <w:t xml:space="preserve"> and terminology of testing model-dependent behaviour.</w:t>
-      </w:r>
-    </w:p>
-    <w:p>
-      <w:pPr>
-        <w:spacing w:line="336" w:lineRule="auto" w:after="180"/>
-      </w:pPr>
-      <w:r>
-        <w:rPr>
-          <w:b w:val="0"/>
-        </w:rPr>
-        <w:t xml:space="preserve">Use the supplied fictional case and keep its </w:t>
-      </w:r>
-      <w:r>
-        <w:rPr>
-          <w:b/>
-        </w:rPr>
-        <w:t>input</w:t>
-      </w:r>
-      <w:r>
-        <w:rPr>
-          <w:b w:val="0"/>
-        </w:rPr>
-        <w:t xml:space="preserve">s, intermediate steps, calculation or </w:t>
-      </w:r>
-      <w:r>
-        <w:rPr>
-          <w:b/>
-        </w:rPr>
-        <w:t>prediction</w:t>
-      </w:r>
-      <w:r>
-        <w:rPr>
-          <w:b w:val="0"/>
-        </w:rPr>
-        <w:t>, and limitation. Connect this record to last week’s record; a matching answer without a trace is insufficient.</w:t>
-      </w:r>
-    </w:p>
-    <w:p>
-      <w:pPr>
-        <w:pStyle w:val="Heading3"/>
-      </w:pPr>
-      <w:r>
-        <w:t>My project change, supporting evidence and remaining limit</w:t>
-      </w:r>
-    </w:p>
-    <w:p>
-      <w:r>
-        <w:t>________________________________________________________________</w:t>
-      </w:r>
-    </w:p>
-    <w:p>
-      <w:r>
-        <w:t>________________________________________________________________</w:t>
-      </w:r>
-    </w:p>
-    <w:p>
-      <w:r>
-        <w:t>________________________________________________________________</w:t>
-      </w:r>
-    </w:p>
-    <w:p>
-      <w:r>
-        <w:t>________________________________________________________________</w:t>
-      </w:r>
-    </w:p>
-    <w:p>
-      <w:r>
-        <w:t>________________________________________________________________</w:t>
-      </w:r>
-    </w:p>
-    <w:p>
-      <w:r>
-        <w:t>________________________________________________________________</w:t>
-      </w:r>
-    </w:p>
-    <w:p>
-      <w:pPr>
-        <w:pStyle w:val="Heading1"/>
-      </w:pPr>
-      <w:r>
-        <w:t>11. Feedback, return check and learning record</w:t>
-      </w:r>
-    </w:p>
-    <w:p>
-      <w:r>
-        <w:t>Record the first repaired step and a different case to revisit after a delay.</w:t>
+        <w:t>11. Feedback · Repair and return</w:t>
+      </w:r>
+    </w:p>
+    <w:p>
+      <w:r>
+        <w:t>Keep this task’s inputs,rule and response together.</w:t>
+      </w:r>
+    </w:p>
+    <w:p>
+      <w:pPr>
+        <w:pStyle w:val="Heading2"/>
+      </w:pPr>
+      <w:r>
+        <w:t>Complete task and evidence</w:t>
       </w:r>
     </w:p>
     <w:tbl>
@@ -1208,12 +840,9 @@
     </w:tbl>
     <w:p>
       <w:pPr>
-        <w:spacing w:line="336" w:lineRule="auto" w:after="180"/>
-      </w:pPr>
-      <w:r>
-        <w:rPr>
-          <w:b w:val="0"/>
-        </w:rPr>
+        <w:pStyle w:val="ListBullet"/>
+      </w:pPr>
+      <w:r>
         <w:t>Revisit this idea with your teacher after a delay. Familiarity is different from explaining and using it on a changed case.</w:t>
       </w:r>
     </w:p>
@@ -1222,33 +851,321 @@
         <w:pStyle w:val="Heading1"/>
       </w:pPr>
       <w:r>
-        <w:t>12. Pictorial case practice: Testing model-dependent behaviour</w:t>
-      </w:r>
-    </w:p>
-    <w:p>
-      <w:r>
-        <w:t>Judge two summaries with a rubric. A summariser must preserve two supplied facts and use at most 20 words. Explain the labelled step before checking the changed condition.</w:t>
-      </w:r>
-    </w:p>
-    <w:p>
-      <w:pPr>
-        <w:spacing w:line="336" w:lineRule="auto" w:after="180"/>
-      </w:pPr>
-      <w:r>
-        <w:rPr>
-          <w:b w:val="0"/>
-        </w:rPr>
+        <w:t>Reference bank and extra practice</w:t>
+      </w:r>
+    </w:p>
+    <w:p>
+      <w:pPr>
+        <w:pStyle w:val="Heading1"/>
+      </w:pPr>
+      <w:r>
+        <w:t>02. Reference · Supported W2 record</w:t>
+      </w:r>
+    </w:p>
+    <w:p>
+      <w:r>
+        <w:t>Keep this task’s inputs,rule and response together.</w:t>
+      </w:r>
+    </w:p>
+    <w:p>
+      <w:pPr>
+        <w:pStyle w:val="Heading2"/>
+      </w:pPr>
+      <w:r>
+        <w:t>Complete task and evidence</w:t>
+      </w:r>
+    </w:p>
+    <w:p>
+      <w:pPr>
+        <w:pStyle w:val="ListBullet"/>
+      </w:pPr>
+      <w:r>
+        <w:t>Use W2: Trace the worked case for Testing model-dependent behaviour. Record the answer once; the lesson and workbook refer to the same attempt.</w:t>
+      </w:r>
+    </w:p>
+    <w:tbl>
+      <w:tblPr>
+        <w:tblStyle w:val="LightShading-Accent1"/>
+        <w:tblW w:type="auto" w:w="0"/>
+        <w:tblLook w:firstColumn="1" w:firstRow="1" w:lastColumn="0" w:lastRow="0" w:noHBand="0" w:noVBand="1" w:val="04A0"/>
+      </w:tblPr>
+      <w:tblGrid>
+        <w:gridCol w:w="2556"/>
+        <w:gridCol w:w="2556"/>
+        <w:gridCol w:w="2556"/>
+        <w:gridCol w:w="2556"/>
+      </w:tblGrid>
+      <w:tr>
+        <w:trPr>
+          <w:tblHeader/>
+        </w:trPr>
+        <w:tc>
+          <w:tcPr>
+            <w:tcW w:type="dxa" w:w="2556"/>
+          </w:tcPr>
+          <w:p>
+            <w:r>
+              <w:t>Given inputs</w:t>
+            </w:r>
+          </w:p>
+        </w:tc>
+        <w:tc>
+          <w:tcPr>
+            <w:tcW w:type="dxa" w:w="2556"/>
+          </w:tcPr>
+          <w:p>
+            <w:r>
+              <w:t>Procedure I chose</w:t>
+            </w:r>
+          </w:p>
+        </w:tc>
+        <w:tc>
+          <w:tcPr>
+            <w:tcW w:type="dxa" w:w="2556"/>
+          </w:tcPr>
+          <w:p>
+            <w:r>
+              <w:t>Middle steps</w:t>
+            </w:r>
+          </w:p>
+        </w:tc>
+        <w:tc>
+          <w:tcPr>
+            <w:tcW w:type="dxa" w:w="2556"/>
+          </w:tcPr>
+          <w:p>
+            <w:r>
+              <w:t>Result and check</w:t>
+            </w:r>
+          </w:p>
+        </w:tc>
+      </w:tr>
+      <w:tr>
+        <w:tc>
+          <w:tcPr>
+            <w:tcW w:type="dxa" w:w="2556"/>
+          </w:tcPr>
+          <w:p>
+            <w:r/>
+          </w:p>
+        </w:tc>
+        <w:tc>
+          <w:tcPr>
+            <w:tcW w:type="dxa" w:w="2556"/>
+          </w:tcPr>
+          <w:p>
+            <w:r/>
+          </w:p>
+        </w:tc>
+        <w:tc>
+          <w:tcPr>
+            <w:tcW w:type="dxa" w:w="2556"/>
+          </w:tcPr>
+          <w:p>
+            <w:r/>
+          </w:p>
+        </w:tc>
+        <w:tc>
+          <w:tcPr>
+            <w:tcW w:type="dxa" w:w="2556"/>
+          </w:tcPr>
+          <w:p>
+            <w:r/>
+          </w:p>
+        </w:tc>
+      </w:tr>
+    </w:tbl>
+    <w:p>
+      <w:pPr>
+        <w:pStyle w:val="Heading3"/>
+      </w:pPr>
+      <w:r>
+        <w:t>The step I completed without help, and the hint I needed</w:t>
+      </w:r>
+    </w:p>
+    <w:p>
+      <w:r>
+        <w:t>________________________________________________________________</w:t>
+      </w:r>
+    </w:p>
+    <w:p>
+      <w:r>
+        <w:t>________________________________________________________________</w:t>
+      </w:r>
+    </w:p>
+    <w:p>
+      <w:r>
+        <w:t>________________________________________________________________</w:t>
+      </w:r>
+    </w:p>
+    <w:p>
+      <w:pPr>
+        <w:pStyle w:val="Heading1"/>
+      </w:pPr>
+      <w:r>
+        <w:t>03. Extra practice · Individual reasoning check</w:t>
+      </w:r>
+    </w:p>
+    <w:p>
+      <w:r>
+        <w:t>Keep this task’s inputs,rule and response together.</w:t>
+      </w:r>
+    </w:p>
+    <w:p>
+      <w:pPr>
+        <w:pStyle w:val="Heading2"/>
+      </w:pPr>
+      <w:r>
+        <w:t>Complete task and evidence</w:t>
+      </w:r>
+    </w:p>
+    <w:p>
+      <w:pPr>
+        <w:pStyle w:val="ListBullet"/>
+      </w:pPr>
+      <w:r>
+        <w:t>Use the worked case for Testing model-dependent behaviour. Proposed explanation: “The worked result establishes every future case”. Decide whether this explanation is supported. Point to the step or supplied fact that decides; explain your repair if needed.</w:t>
+      </w:r>
+    </w:p>
+    <w:p>
+      <w:pPr>
+        <w:pStyle w:val="Heading3"/>
+      </w:pPr>
+      <w:r>
+        <w:t>My explanation before partner discussion</w:t>
+      </w:r>
+    </w:p>
+    <w:p>
+      <w:r>
+        <w:t>________________________________________________________________</w:t>
+      </w:r>
+    </w:p>
+    <w:p>
+      <w:r>
+        <w:t>________________________________________________________________</w:t>
+      </w:r>
+    </w:p>
+    <w:p>
+      <w:r>
+        <w:t>________________________________________________________________</w:t>
+      </w:r>
+    </w:p>
+    <w:p>
+      <w:r>
+        <w:t>________________________________________________________________</w:t>
+      </w:r>
+    </w:p>
+    <w:p>
+      <w:pPr>
+        <w:pStyle w:val="Heading1"/>
+      </w:pPr>
+      <w:r>
+        <w:t>08. Reference · Earlier W4 response copy</w:t>
+      </w:r>
+    </w:p>
+    <w:p>
+      <w:r>
+        <w:t>Keep this task’s inputs,rule and response together.</w:t>
+      </w:r>
+    </w:p>
+    <w:p>
+      <w:pPr>
+        <w:pStyle w:val="Heading2"/>
+      </w:pPr>
+      <w:r>
+        <w:t>Complete task and evidence</w:t>
+      </w:r>
+    </w:p>
+    <w:p>
+      <w:pPr>
+        <w:pStyle w:val="ListBullet"/>
+      </w:pPr>
+      <w:r>
+        <w:t>Four runs on each of two cases: first passes 4, second passes 2. Compute overall run rate and per-case rates.</w:t>
+      </w:r>
+    </w:p>
+    <w:p>
+      <w:pPr>
+        <w:pStyle w:val="Heading3"/>
+      </w:pPr>
+      <w:r>
+        <w:t>My reasoning and evidence</w:t>
+      </w:r>
+    </w:p>
+    <w:p>
+      <w:r>
+        <w:t>________________________________________________________________</w:t>
+      </w:r>
+    </w:p>
+    <w:p>
+      <w:r>
+        <w:t>________________________________________________________________</w:t>
+      </w:r>
+    </w:p>
+    <w:p>
+      <w:r>
+        <w:t>________________________________________________________________</w:t>
+      </w:r>
+    </w:p>
+    <w:p>
+      <w:r>
+        <w:t>________________________________________________________________</w:t>
+      </w:r>
+    </w:p>
+    <w:p>
+      <w:r>
+        <w:t>________________________________________________________________</w:t>
+      </w:r>
+    </w:p>
+    <w:p>
+      <w:r>
+        <w:t>________________________________________________________________</w:t>
+      </w:r>
+    </w:p>
+    <w:p>
+      <w:r>
+        <w:t>________________________________________________________________</w:t>
+      </w:r>
+    </w:p>
+    <w:p>
+      <w:r>
+        <w:t>________________________________________________________________</w:t>
+      </w:r>
+    </w:p>
+    <w:p>
+      <w:pPr>
+        <w:pStyle w:val="Heading1"/>
+      </w:pPr>
+      <w:r>
+        <w:t>12. Extra practice · Pictured case</w:t>
+      </w:r>
+    </w:p>
+    <w:p>
+      <w:r>
+        <w:t>Keep this task’s inputs,rule and response together.</w:t>
+      </w:r>
+    </w:p>
+    <w:p>
+      <w:pPr>
+        <w:pStyle w:val="Heading2"/>
+      </w:pPr>
+      <w:r>
+        <w:t>Complete task and evidence</w:t>
+      </w:r>
+    </w:p>
+    <w:p>
+      <w:pPr>
+        <w:pStyle w:val="ListBullet"/>
+      </w:pPr>
+      <w:r>
         <w:t>Judge two summaries with a rubric. A summariser must preserve two supplied facts and use at most 20 words.</w:t>
       </w:r>
     </w:p>
     <w:p>
       <w:pPr>
-        <w:spacing w:line="336" w:lineRule="auto" w:after="180"/>
-      </w:pPr>
-      <w:r>
-        <w:rPr>
-          <w:b w:val="0"/>
-        </w:rPr>
+        <w:pStyle w:val="ListBullet"/>
+      </w:pPr>
+      <w:r>
         <w:t>Facts: club meets Friday, room B. Recorded replies: "Friday in room B" and "Friday in room D".</w:t>
       </w:r>
     </w:p>
@@ -1290,13 +1207,9 @@
     </w:p>
     <w:p>
       <w:pPr>
-        <w:spacing w:line="336" w:lineRule="auto" w:after="180"/>
-        <w:shd w:fill="F5F1FB"/>
-      </w:pPr>
-      <w:r>
-        <w:rPr>
-          <w:b w:val="0"/>
-        </w:rPr>
+        <w:pStyle w:val="ListBullet"/>
+      </w:pPr>
+      <w:r>
         <w:t>Score "Friday in room B" and "Friday in room D" against both mandatory criteria. Would a correct 25-word response pass, and why?</w:t>
       </w:r>
     </w:p>
@@ -1340,57 +1253,18 @@
     </w:p>
     <w:p>
       <w:pPr>
-        <w:pStyle w:val="Heading3"/>
-      </w:pPr>
-      <w:r>
-        <w:t>Record the help used</w:t>
-      </w:r>
-    </w:p>
-    <w:p>
-      <w:pPr>
-        <w:spacing w:line="336" w:lineRule="auto" w:after="180"/>
-        <w:shd w:fill="F1F6F8"/>
-      </w:pPr>
-      <w:r>
-        <w:rPr>
-          <w:b w:val="0"/>
-        </w:rPr>
-        <w:t xml:space="preserve">Support used: alone / hint / worked example. This record is practice </w:t>
-      </w:r>
-      <w:r>
-        <w:rPr>
-          <w:b/>
-        </w:rPr>
-        <w:t>evidence</w:t>
-      </w:r>
-      <w:r>
-        <w:rPr>
-          <w:b w:val="0"/>
-        </w:rPr>
-        <w:t>.</w:t>
-      </w:r>
-    </w:p>
-    <w:p>
-      <w:pPr>
-        <w:spacing w:line="336" w:lineRule="auto" w:after="180"/>
-      </w:pPr>
-      <w:r>
-        <w:rPr>
-          <w:b w:val="0"/>
-        </w:rPr>
-        <w:t xml:space="preserve">Project connection: For the Grounded Learning Service, retain an annotated trace and the changed-case result. Name the contract or </w:t>
-      </w:r>
-      <w:r>
-        <w:rPr>
-          <w:b/>
-        </w:rPr>
-        <w:t>evidence</w:t>
-      </w:r>
-      <w:r>
-        <w:rPr>
-          <w:b w:val="0"/>
-        </w:rPr>
-        <w:t xml:space="preserve"> that makes the deciding step valid, so another team can review it.</w:t>
+        <w:pStyle w:val="ListBullet"/>
+      </w:pPr>
+      <w:r>
+        <w:t>Support used: alone / hint / worked example. This record is practice evidence.</w:t>
+      </w:r>
+    </w:p>
+    <w:p>
+      <w:pPr>
+        <w:pStyle w:val="ListBullet"/>
+      </w:pPr>
+      <w:r>
+        <w:t>Project connection: For the Grounded Learning Service, retain an annotated trace and the changed-case result. Name the contract or evidence that makes the deciding step valid, so another team can review it.</w:t>
       </w:r>
     </w:p>
     <w:p>
@@ -1398,81 +1272,44 @@
         <w:pStyle w:val="Heading1"/>
       </w:pPr>
       <w:r>
-        <w:t>13. Project portfolio milestone</w:t>
-      </w:r>
-    </w:p>
-    <w:p>
-      <w:r>
-        <w:t>Keep this week’s input, deciding step, result and limit together in the Grounded Learning Service record.</w:t>
-      </w:r>
-    </w:p>
-    <w:p>
-      <w:pPr>
-        <w:spacing w:line="336" w:lineRule="auto" w:after="180"/>
-      </w:pPr>
-      <w:r>
-        <w:rPr>
-          <w:b w:val="0"/>
-        </w:rPr>
+        <w:t>13. Reference · Project milestone</w:t>
+      </w:r>
+    </w:p>
+    <w:p>
+      <w:r>
+        <w:t>Keep this task’s inputs,rule and response together.</w:t>
+      </w:r>
+    </w:p>
+    <w:p>
+      <w:pPr>
+        <w:pStyle w:val="Heading2"/>
+      </w:pPr>
+      <w:r>
+        <w:t>Complete task and evidence</w:t>
+      </w:r>
+    </w:p>
+    <w:p>
+      <w:pPr>
+        <w:pStyle w:val="ListBullet"/>
+      </w:pPr>
+      <w:r>
         <w:t>Project: Grounded Learning Service</w:t>
       </w:r>
     </w:p>
     <w:p>
       <w:pPr>
-        <w:spacing w:line="336" w:lineRule="auto" w:after="180"/>
-      </w:pPr>
-      <w:r>
-        <w:rPr>
-          <w:b w:val="0"/>
-        </w:rPr>
-        <w:t xml:space="preserve">Current milestone: Make a transparent first version. Keep a trace of how one </w:t>
-      </w:r>
-      <w:r>
-        <w:rPr>
-          <w:b/>
-        </w:rPr>
-        <w:t>input</w:t>
-      </w:r>
-      <w:r>
-        <w:rPr>
-          <w:b w:val="0"/>
-        </w:rPr>
-        <w:t xml:space="preserve"> becomes an </w:t>
-      </w:r>
-      <w:r>
-        <w:rPr>
-          <w:b/>
-        </w:rPr>
-        <w:t>output</w:t>
-      </w:r>
-      <w:r>
-        <w:rPr>
-          <w:b w:val="0"/>
-        </w:rPr>
-        <w:t>; explain the rule or learned component.</w:t>
-      </w:r>
-    </w:p>
-    <w:p>
-      <w:pPr>
-        <w:spacing w:line="336" w:lineRule="auto" w:after="180"/>
-      </w:pPr>
-      <w:r>
-        <w:rPr>
-          <w:b w:val="0"/>
-        </w:rPr>
-        <w:t xml:space="preserve">For the Grounded Learning Service, retain an annotated trace and the changed-case result. Name the contract or </w:t>
-      </w:r>
-      <w:r>
-        <w:rPr>
-          <w:b/>
-        </w:rPr>
-        <w:t>evidence</w:t>
-      </w:r>
-      <w:r>
-        <w:rPr>
-          <w:b w:val="0"/>
-        </w:rPr>
-        <w:t xml:space="preserve"> that makes the deciding step valid, so another team can review it.</w:t>
+        <w:pStyle w:val="ListBullet"/>
+      </w:pPr>
+      <w:r>
+        <w:t>Current milestone: Make a transparent first version. Keep a trace of how one input becomes an output; explain the rule or learned component.</w:t>
+      </w:r>
+    </w:p>
+    <w:p>
+      <w:pPr>
+        <w:pStyle w:val="ListBullet"/>
+      </w:pPr>
+      <w:r>
+        <w:t>For the Grounded Learning Service, retain an annotated trace and the changed-case result. Name the contract or evidence that makes the deciding step valid, so another team can review it.</w:t>
       </w:r>
     </w:p>
     <w:tbl>
@@ -1629,12 +1466,456 @@
         <w:pStyle w:val="Heading1"/>
       </w:pPr>
       <w:r>
-        <w:t>14. Supported practice and learning evidence</w:t>
-      </w:r>
-    </w:p>
-    <w:p>
-      <w:r>
-        <w:t>Try the supported questions before comparing with hints and feedback. Record what you repaired and the evidence you retained.</w:t>
+        <w:t>14. Extra practice · Predict,check and repair</w:t>
+      </w:r>
+    </w:p>
+    <w:p>
+      <w:r>
+        <w:t>Keep supported feedback separate from the independent case.</w:t>
+      </w:r>
+    </w:p>
+    <w:p>
+      <w:pPr>
+        <w:pStyle w:val="Heading2"/>
+      </w:pPr>
+      <w:r>
+        <w:t>First supported question and optional hint</w:t>
+      </w:r>
+    </w:p>
+    <w:p>
+      <w:pPr>
+        <w:pStyle w:val="ListBullet"/>
+      </w:pPr>
+      <w:r>
+        <w:t>Judge two summaries with a rubric. A summariser must preserve two supplied facts and use at most 20 words.</w:t>
+      </w:r>
+    </w:p>
+    <w:p>
+      <w:pPr>
+        <w:pStyle w:val="Heading3"/>
+      </w:pPr>
+      <w:r>
+        <w:t>Practice 1: explain the deciding evidence</w:t>
+      </w:r>
+    </w:p>
+    <w:p>
+      <w:pPr>
+        <w:pStyle w:val="ListBullet"/>
+      </w:pPr>
+      <w:r>
+        <w:t>Which labelled step matches this detail? It is short, but room D contradicts room B.</w:t>
+      </w:r>
+    </w:p>
+    <w:p>
+      <w:pPr>
+        <w:pStyle w:val="ListBullet"/>
+      </w:pPr>
+      <w:r>
+        <w:t>1. Check second reply</w:t>
+      </w:r>
+    </w:p>
+    <w:p>
+      <w:pPr>
+        <w:pStyle w:val="ListBullet"/>
+      </w:pPr>
+      <w:r>
+        <w:t>2. Check first reply</w:t>
+      </w:r>
+    </w:p>
+    <w:p>
+      <w:pPr>
+        <w:pStyle w:val="ListBullet"/>
+      </w:pPr>
+      <w:r>
+        <w:t>3. Identify facts</w:t>
+      </w:r>
+    </w:p>
+    <w:p>
+      <w:pPr>
+        <w:pStyle w:val="Heading3"/>
+      </w:pPr>
+      <w:r>
+        <w:t>My selected conclusion, deciding fact and explanation</w:t>
+      </w:r>
+    </w:p>
+    <w:p>
+      <w:r>
+        <w:t>________________________________________________________________</w:t>
+      </w:r>
+    </w:p>
+    <w:p>
+      <w:r>
+        <w:t>________________________________________________________________</w:t>
+      </w:r>
+    </w:p>
+    <w:p>
+      <w:r>
+        <w:t>________________________________________________________________</w:t>
+      </w:r>
+    </w:p>
+    <w:p>
+      <w:r>
+        <w:t>________________________________________________________________</w:t>
+      </w:r>
+    </w:p>
+    <w:p>
+      <w:r>
+        <w:t>________________________________________________________________</w:t>
+      </w:r>
+    </w:p>
+    <w:p>
+      <w:pPr>
+        <w:pStyle w:val="ListBullet"/>
+      </w:pPr>
+      <w:r>
+        <w:t>Hint if needed: Read the steps in the pictorial case. Match the supplied detail to the stage that performs or records it.</w:t>
+      </w:r>
+    </w:p>
+    <w:p>
+      <w:pPr>
+        <w:pStyle w:val="Heading2"/>
+      </w:pPr>
+      <w:r>
+        <w:t>Check after the first attempt · reference / check after trying</w:t>
+      </w:r>
+    </w:p>
+    <w:p>
+      <w:pPr>
+        <w:spacing w:line="336" w:lineRule="auto" w:after="180"/>
+      </w:pPr>
+      <w:r>
+        <w:rPr>
+          <w:b w:val="0"/>
+        </w:rPr>
+        <w:t>After your attempt, compare with the supported explanation: Check second reply It is short, but room D contradicts room B. A behaviour contract can accept different wording while requiring the same facts.</w:t>
+      </w:r>
+    </w:p>
+    <w:p>
+      <w:pPr>
+        <w:spacing w:line="336" w:lineRule="auto" w:after="180"/>
+      </w:pPr>
+      <w:r>
+        <w:rPr>
+          <w:b w:val="0"/>
+        </w:rPr>
+        <w:t>Short, fluent text may still fail factual support.</w:t>
+      </w:r>
+    </w:p>
+    <w:p>
+      <w:pPr>
+        <w:pStyle w:val="Heading2"/>
+      </w:pPr>
+      <w:r>
+        <w:t>Changed-case question and optional hint</w:t>
+      </w:r>
+    </w:p>
+    <w:p>
+      <w:pPr>
+        <w:pStyle w:val="Heading3"/>
+      </w:pPr>
+      <w:r>
+        <w:t>Practice 2: explain the deciding evidence</w:t>
+      </w:r>
+    </w:p>
+    <w:p>
+      <w:pPr>
+        <w:pStyle w:val="ListBullet"/>
+      </w:pPr>
+      <w:r>
+        <w:t>Changed-case practice: Use a 25-word answer that preserves both facts. Which conclusion is supported by the supplied facts?</w:t>
+      </w:r>
+    </w:p>
+    <w:p>
+      <w:pPr>
+        <w:pStyle w:val="ListBullet"/>
+      </w:pPr>
+      <w:r>
+        <w:t>1. We can decide the result without examining the changed input or the procedure.</w:t>
+      </w:r>
+    </w:p>
+    <w:p>
+      <w:pPr>
+        <w:pStyle w:val="ListBullet"/>
+      </w:pPr>
+      <w:r>
+        <w:t>2. This one example guarantees correct results for every future input.</w:t>
+      </w:r>
+    </w:p>
+    <w:p>
+      <w:pPr>
+        <w:pStyle w:val="ListBullet"/>
+      </w:pPr>
+      <w:r>
+        <w:t>3. It passes support but fails the length requirement.</w:t>
+      </w:r>
+    </w:p>
+    <w:p>
+      <w:pPr>
+        <w:pStyle w:val="Heading3"/>
+      </w:pPr>
+      <w:r>
+        <w:t>My selected conclusion, deciding fact and explanation</w:t>
+      </w:r>
+    </w:p>
+    <w:p>
+      <w:r>
+        <w:t>________________________________________________________________</w:t>
+      </w:r>
+    </w:p>
+    <w:p>
+      <w:r>
+        <w:t>________________________________________________________________</w:t>
+      </w:r>
+    </w:p>
+    <w:p>
+      <w:r>
+        <w:t>________________________________________________________________</w:t>
+      </w:r>
+    </w:p>
+    <w:p>
+      <w:r>
+        <w:t>________________________________________________________________</w:t>
+      </w:r>
+    </w:p>
+    <w:p>
+      <w:r>
+        <w:t>________________________________________________________________</w:t>
+      </w:r>
+    </w:p>
+    <w:p>
+      <w:pPr>
+        <w:pStyle w:val="ListBullet"/>
+      </w:pPr>
+      <w:r>
+        <w:t>Hint if needed: Use the changed condition and the deciding step in the pictorial trace. The answer must say what follows from those facts.</w:t>
+      </w:r>
+    </w:p>
+    <w:p>
+      <w:pPr>
+        <w:pStyle w:val="Heading2"/>
+      </w:pPr>
+      <w:r>
+        <w:t>Check after the changed attempt · reference / check after trying</w:t>
+      </w:r>
+    </w:p>
+    <w:p>
+      <w:pPr>
+        <w:spacing w:line="336" w:lineRule="auto" w:after="180"/>
+      </w:pPr>
+      <w:r>
+        <w:rPr>
+          <w:b w:val="0"/>
+        </w:rPr>
+        <w:t>After your attempt, compare with the supported explanation: It passes support but fails the length requirement. Every mandatory criterion must pass; facts do not erase a length violation.</w:t>
+      </w:r>
+    </w:p>
+    <w:p>
+      <w:pPr>
+        <w:pStyle w:val="Heading2"/>
+      </w:pPr>
+      <w:r>
+        <w:t>Repair and retain the record</w:t>
+      </w:r>
+    </w:p>
+    <w:p>
+      <w:pPr>
+        <w:spacing w:line="336" w:lineRule="auto" w:after="180"/>
+      </w:pPr>
+      <w:r>
+        <w:rPr>
+          <w:b w:val="0"/>
+        </w:rPr>
+        <w:t xml:space="preserve">Review Testing pure components (ai-6/7). Goal: Explain the </w:t>
+      </w:r>
+      <w:r>
+        <w:rPr>
+          <w:b/>
+        </w:rPr>
+        <w:t>mechanism</w:t>
+      </w:r>
+      <w:r>
+        <w:rPr>
+          <w:b w:val="0"/>
+        </w:rPr>
+        <w:t xml:space="preserve"> and terminology of testing pure components. Short practice: Predict the formatter </w:t>
+      </w:r>
+      <w:r>
+        <w:rPr>
+          <w:b/>
+        </w:rPr>
+        <w:t>output</w:t>
+      </w:r>
+      <w:r>
+        <w:rPr>
+          <w:b w:val="0"/>
+        </w:rPr>
+        <w:t>s for 7 and 12, including spacing.</w:t>
+      </w:r>
+    </w:p>
+    <w:p>
+      <w:pPr>
+        <w:spacing w:line="336" w:lineRule="auto" w:after="180"/>
+      </w:pPr>
+      <w:r>
+        <w:rPr>
+          <w:b w:val="0"/>
+        </w:rPr>
+        <w:t xml:space="preserve">Why does </w:t>
+      </w:r>
+      <w:r>
+        <w:rPr>
+          <w:b/>
+        </w:rPr>
+        <w:t>input</w:t>
+      </w:r>
+      <w:r>
+        <w:rPr>
+          <w:b w:val="0"/>
+        </w:rPr>
+        <w:t xml:space="preserve"> 0 need rejection under this contract rather than an ordinary formatted response?. Return to this week and explain what you changed.</w:t>
+      </w:r>
+    </w:p>
+    <w:p>
+      <w:pPr>
+        <w:spacing w:line="336" w:lineRule="auto" w:after="180"/>
+      </w:pPr>
+      <w:r>
+        <w:rPr>
+          <w:b w:val="0"/>
+        </w:rPr>
+        <w:t xml:space="preserve">Review Authentication and authorisation (ai-6/5). Goal: Explain the </w:t>
+      </w:r>
+      <w:r>
+        <w:rPr>
+          <w:b/>
+        </w:rPr>
+        <w:t>mechanism</w:t>
+      </w:r>
+      <w:r>
+        <w:rPr>
+          <w:b w:val="0"/>
+        </w:rPr>
+        <w:t xml:space="preserve"> and terminology of authentication and authorisation. Short practice: Explain why Jo’s valid volunteer login does not permit editing C.</w:t>
+      </w:r>
+    </w:p>
+    <w:p>
+      <w:pPr>
+        <w:spacing w:line="336" w:lineRule="auto" w:after="180"/>
+      </w:pPr>
+      <w:r>
+        <w:rPr>
+          <w:b w:val="0"/>
+        </w:rPr>
+        <w:t>Which trusted role change allows the action, and why is a role written in the request insufficient?. Return to this week and explain what you changed.</w:t>
+      </w:r>
+    </w:p>
+    <w:p>
+      <w:pPr>
+        <w:spacing w:line="336" w:lineRule="auto" w:after="180"/>
+      </w:pPr>
+      <w:r>
+        <w:rPr>
+          <w:b w:val="0"/>
+        </w:rPr>
+        <w:t xml:space="preserve">Review Architecture and data flow (ai-6/2). Goal: Explain the </w:t>
+      </w:r>
+      <w:r>
+        <w:rPr>
+          <w:b/>
+        </w:rPr>
+        <w:t>mechanism</w:t>
+      </w:r>
+      <w:r>
+        <w:rPr>
+          <w:b w:val="0"/>
+        </w:rPr>
+        <w:t xml:space="preserve"> and terminology of architecture and data flow. Short practice: Label what moves along the library request, retrieval and drafting arrows.</w:t>
+      </w:r>
+    </w:p>
+    <w:p>
+      <w:pPr>
+        <w:spacing w:line="336" w:lineRule="auto" w:after="180"/>
+      </w:pPr>
+      <w:r>
+        <w:rPr>
+          <w:b w:val="0"/>
+        </w:rPr>
+        <w:t>Where does 17:30 come from, and why must the service stop if the retrieval arrow is disconnected?. Return to this week and explain what you changed.</w:t>
+      </w:r>
+    </w:p>
+    <w:p>
+      <w:pPr>
+        <w:spacing w:line="336" w:lineRule="auto" w:after="180"/>
+      </w:pPr>
+      <w:r>
+        <w:rPr>
+          <w:b w:val="0"/>
+        </w:rPr>
+        <w:t xml:space="preserve">Use Download completed work in the hosted lesson to export your answers, reflections, practice feedback and code-run </w:t>
+      </w:r>
+      <w:r>
+        <w:rPr>
+          <w:b/>
+        </w:rPr>
+        <w:t>evidence</w:t>
+      </w:r>
+      <w:r>
+        <w:rPr>
+          <w:b w:val="0"/>
+        </w:rPr>
+        <w:t>. Open the HTML copy to read or print it.</w:t>
+      </w:r>
+    </w:p>
+    <w:p>
+      <w:pPr>
+        <w:spacing w:line="336" w:lineRule="auto" w:after="180"/>
+      </w:pPr>
+      <w:r>
+        <w:rPr>
+          <w:b w:val="0"/>
+        </w:rPr>
+        <w:t>Drafts stay in this browser when storage is available; clear drafts on a shared device.</w:t>
+      </w:r>
+    </w:p>
+    <w:p>
+      <w:pPr>
+        <w:pStyle w:val="Heading3"/>
+      </w:pPr>
+      <w:r>
+        <w:t>What I repaired, the evidence I kept and the next test</w:t>
+      </w:r>
+    </w:p>
+    <w:p>
+      <w:r>
+        <w:t>________________________________________________________________</w:t>
+      </w:r>
+    </w:p>
+    <w:p>
+      <w:r>
+        <w:t>________________________________________________________________</w:t>
+      </w:r>
+    </w:p>
+    <w:p>
+      <w:r>
+        <w:t>________________________________________________________________</w:t>
+      </w:r>
+    </w:p>
+    <w:p>
+      <w:r>
+        <w:t>________________________________________________________________</w:t>
+      </w:r>
+    </w:p>
+    <w:p>
+      <w:r>
+        <w:t>________________________________________________________________</w:t>
+      </w:r>
+    </w:p>
+    <w:p>
+      <w:pPr>
+        <w:pStyle w:val="Heading2"/>
+      </w:pPr>
+      <w:r>
+        <w:t>Earlier wording, alternatives and picture transcripts · reference / check after trying</w:t>
       </w:r>
     </w:p>
     <w:p>
@@ -1650,68 +1931,10 @@
     </w:p>
     <w:p>
       <w:pPr>
-        <w:spacing w:line="336" w:lineRule="auto" w:after="180"/>
-      </w:pPr>
-      <w:r>
-        <w:rPr>
-          <w:b w:val="0"/>
-        </w:rPr>
-        <w:t>Judge two summaries with a rubric. A summariser must preserve two supplied facts and use at most 20 words.</w:t>
-      </w:r>
-    </w:p>
-    <w:p>
-      <w:pPr>
         <w:pStyle w:val="Heading3"/>
       </w:pPr>
       <w:r>
-        <w:t>Practice 1: explain the deciding evidence</w:t>
-      </w:r>
-    </w:p>
-    <w:p>
-      <w:pPr>
-        <w:spacing w:line="336" w:lineRule="auto" w:after="180"/>
-      </w:pPr>
-      <w:r>
-        <w:rPr>
-          <w:b w:val="0"/>
-        </w:rPr>
-        <w:t>Which labelled step matches this detail? It is short, but room D contradicts room B.</w:t>
-      </w:r>
-    </w:p>
-    <w:p>
-      <w:pPr>
-        <w:spacing w:line="336" w:lineRule="auto" w:after="180"/>
-        <w:shd w:fill="F4F9FC"/>
-      </w:pPr>
-      <w:r>
-        <w:rPr>
-          <w:b w:val="0"/>
-        </w:rPr>
-        <w:t>1. Check second reply</w:t>
-      </w:r>
-    </w:p>
-    <w:p>
-      <w:pPr>
-        <w:spacing w:line="336" w:lineRule="auto" w:after="180"/>
-        <w:shd w:fill="F4F9FC"/>
-      </w:pPr>
-      <w:r>
-        <w:rPr>
-          <w:b w:val="0"/>
-        </w:rPr>
-        <w:t>2. Check first reply</w:t>
-      </w:r>
-    </w:p>
-    <w:p>
-      <w:pPr>
-        <w:spacing w:line="336" w:lineRule="auto" w:after="180"/>
-        <w:shd w:fill="F4F9FC"/>
-      </w:pPr>
-      <w:r>
-        <w:rPr>
-          <w:b w:val="0"/>
-        </w:rPr>
-        <w:t>3. Identify facts</w:t>
+        <w:t>Repair a missing building block</w:t>
       </w:r>
     </w:p>
     <w:p>
@@ -1719,472 +1942,25 @@
         <w:pStyle w:val="Heading3"/>
       </w:pPr>
       <w:r>
-        <w:t>My selected conclusion, deciding fact and explanation</w:t>
-      </w:r>
-    </w:p>
-    <w:p>
-      <w:r>
-        <w:t>________________________________________________________________</w:t>
-      </w:r>
-    </w:p>
-    <w:p>
-      <w:r>
-        <w:t>________________________________________________________________</w:t>
-      </w:r>
-    </w:p>
-    <w:p>
-      <w:r>
-        <w:t>________________________________________________________________</w:t>
-      </w:r>
-    </w:p>
-    <w:p>
-      <w:r>
-        <w:t>________________________________________________________________</w:t>
-      </w:r>
-    </w:p>
-    <w:p>
-      <w:r>
-        <w:t>________________________________________________________________</w:t>
-      </w:r>
-    </w:p>
-    <w:p>
-      <w:pPr>
-        <w:pStyle w:val="Heading3"/>
-      </w:pPr>
-      <w:r>
-        <w:t>Hint · try first</w:t>
-      </w:r>
-    </w:p>
-    <w:p>
-      <w:pPr>
-        <w:spacing w:line="336" w:lineRule="auto" w:after="180"/>
-        <w:shd w:fill="F1F6F8"/>
-      </w:pPr>
-      <w:r>
-        <w:rPr>
-          <w:b w:val="0"/>
-        </w:rPr>
-        <w:t>Hint if needed: Read the steps in the pictorial case. Match the supplied detail to the stage that performs or records it.</w:t>
-      </w:r>
-    </w:p>
-    <w:p>
-      <w:pPr>
-        <w:pStyle w:val="Heading3"/>
-      </w:pPr>
-      <w:r>
-        <w:t>Feedback · compare after trying</w:t>
-      </w:r>
-    </w:p>
-    <w:p>
-      <w:pPr>
-        <w:spacing w:line="336" w:lineRule="auto" w:after="180"/>
-        <w:shd w:fill="F1F6FC"/>
-      </w:pPr>
-      <w:r>
-        <w:rPr>
-          <w:b w:val="0"/>
-        </w:rPr>
-        <w:t>After your attempt, compare with the supported explanation: Check second reply It is short, but room D contradicts room B. A behaviour contract can accept different wording while requiring the same facts.</w:t>
-      </w:r>
-    </w:p>
-    <w:p>
-      <w:pPr>
-        <w:spacing w:line="336" w:lineRule="auto" w:after="180"/>
-        <w:shd w:fill="F1F6FC"/>
-      </w:pPr>
-      <w:r>
-        <w:rPr>
-          <w:b w:val="0"/>
-        </w:rPr>
-        <w:t>Short, fluent text may still fail factual support.</w:t>
-      </w:r>
-    </w:p>
-    <w:p>
-      <w:pPr>
-        <w:pStyle w:val="Heading3"/>
-      </w:pPr>
-      <w:r>
-        <w:t>Practice 2: explain the deciding evidence</w:t>
-      </w:r>
-    </w:p>
-    <w:p>
-      <w:pPr>
-        <w:pStyle w:val="Heading3"/>
-      </w:pPr>
-      <w:r>
-        <w:t>Changed case · predict first</w:t>
-      </w:r>
-    </w:p>
-    <w:p>
-      <w:pPr>
-        <w:spacing w:line="336" w:lineRule="auto" w:after="180"/>
-        <w:shd w:fill="F5F1FB"/>
-      </w:pPr>
-      <w:r>
-        <w:rPr>
-          <w:b w:val="0"/>
-        </w:rPr>
-        <w:t>Changed-case practice: Use a 25-word answer that preserves both facts. Which conclusion is supported by the supplied facts?</w:t>
-      </w:r>
-    </w:p>
-    <w:p>
-      <w:pPr>
-        <w:spacing w:line="336" w:lineRule="auto" w:after="180"/>
-        <w:shd w:fill="F4F9FC"/>
-      </w:pPr>
-      <w:r>
-        <w:rPr>
-          <w:b w:val="0"/>
-        </w:rPr>
-        <w:t xml:space="preserve">1. We can decide the result without examining the changed </w:t>
-      </w:r>
-      <w:r>
-        <w:rPr>
-          <w:b/>
-        </w:rPr>
-        <w:t>input</w:t>
-      </w:r>
-      <w:r>
-        <w:rPr>
-          <w:b w:val="0"/>
-        </w:rPr>
-        <w:t xml:space="preserve"> or the procedure.</w:t>
-      </w:r>
-    </w:p>
-    <w:p>
-      <w:pPr>
-        <w:spacing w:line="336" w:lineRule="auto" w:after="180"/>
-        <w:shd w:fill="F4F9FC"/>
-      </w:pPr>
-      <w:r>
-        <w:rPr>
-          <w:b w:val="0"/>
-        </w:rPr>
-        <w:t xml:space="preserve">2. This one example guarantees correct results for every future </w:t>
-      </w:r>
-      <w:r>
-        <w:rPr>
-          <w:b/>
-        </w:rPr>
-        <w:t>input</w:t>
-      </w:r>
-      <w:r>
-        <w:rPr>
-          <w:b w:val="0"/>
-        </w:rPr>
-        <w:t>.</w:t>
-      </w:r>
-    </w:p>
-    <w:p>
-      <w:pPr>
-        <w:spacing w:line="336" w:lineRule="auto" w:after="180"/>
-        <w:shd w:fill="F4F9FC"/>
-      </w:pPr>
-      <w:r>
-        <w:rPr>
-          <w:b w:val="0"/>
-        </w:rPr>
-        <w:t>3. It passes support but fails the length requirement.</w:t>
-      </w:r>
-    </w:p>
-    <w:p>
-      <w:pPr>
-        <w:pStyle w:val="Heading3"/>
-      </w:pPr>
-      <w:r>
-        <w:t>My selected conclusion, deciding fact and explanation</w:t>
-      </w:r>
-    </w:p>
-    <w:p>
-      <w:r>
-        <w:t>________________________________________________________________</w:t>
-      </w:r>
-    </w:p>
-    <w:p>
-      <w:r>
-        <w:t>________________________________________________________________</w:t>
-      </w:r>
-    </w:p>
-    <w:p>
-      <w:r>
-        <w:t>________________________________________________________________</w:t>
-      </w:r>
-    </w:p>
-    <w:p>
-      <w:r>
-        <w:t>________________________________________________________________</w:t>
-      </w:r>
-    </w:p>
-    <w:p>
-      <w:r>
-        <w:t>________________________________________________________________</w:t>
-      </w:r>
-    </w:p>
-    <w:p>
-      <w:pPr>
-        <w:pStyle w:val="Heading3"/>
-      </w:pPr>
-      <w:r>
-        <w:t>Hint · try first</w:t>
-      </w:r>
-    </w:p>
-    <w:p>
-      <w:pPr>
-        <w:spacing w:line="336" w:lineRule="auto" w:after="180"/>
-        <w:shd w:fill="F1F6F8"/>
-      </w:pPr>
-      <w:r>
-        <w:rPr>
-          <w:b w:val="0"/>
-        </w:rPr>
-        <w:t>Hint if needed: Use the changed condition and the deciding step in the pictorial trace. The answer must say what follows from those facts.</w:t>
-      </w:r>
-    </w:p>
-    <w:p>
-      <w:pPr>
-        <w:pStyle w:val="Heading3"/>
-      </w:pPr>
-      <w:r>
-        <w:t>Feedback · compare after trying</w:t>
-      </w:r>
-    </w:p>
-    <w:p>
-      <w:pPr>
-        <w:spacing w:line="336" w:lineRule="auto" w:after="180"/>
-        <w:shd w:fill="F1F6FC"/>
-      </w:pPr>
-      <w:r>
-        <w:rPr>
-          <w:b w:val="0"/>
-        </w:rPr>
-        <w:t>After your attempt, compare with the supported explanation: It passes support but fails the length requirement. Every mandatory criterion must pass; facts do not erase a length violation.</w:t>
-      </w:r>
-    </w:p>
-    <w:p>
-      <w:pPr>
-        <w:pStyle w:val="Heading3"/>
-      </w:pPr>
-      <w:r>
-        <w:t>Repair a missing building block</w:t>
-      </w:r>
-    </w:p>
-    <w:p>
-      <w:pPr>
-        <w:spacing w:line="336" w:lineRule="auto" w:after="180"/>
-      </w:pPr>
-      <w:r>
-        <w:rPr>
-          <w:b w:val="0"/>
-        </w:rPr>
-        <w:t xml:space="preserve">Review Testing pure components (ai-6/7). Goal: Explain the </w:t>
-      </w:r>
-      <w:r>
-        <w:rPr>
-          <w:b/>
-        </w:rPr>
-        <w:t>mechanism</w:t>
-      </w:r>
-      <w:r>
-        <w:rPr>
-          <w:b w:val="0"/>
-        </w:rPr>
-        <w:t xml:space="preserve"> and terminology of testing pure components. Short practice: Predict the formatter </w:t>
-      </w:r>
-      <w:r>
-        <w:rPr>
-          <w:b/>
-        </w:rPr>
-        <w:t>output</w:t>
-      </w:r>
-      <w:r>
-        <w:rPr>
-          <w:b w:val="0"/>
-        </w:rPr>
-        <w:t>s for 7 and 12, including spacing.</w:t>
-      </w:r>
-    </w:p>
-    <w:p>
-      <w:pPr>
-        <w:spacing w:line="336" w:lineRule="auto" w:after="180"/>
-      </w:pPr>
-      <w:r>
-        <w:rPr>
-          <w:b w:val="0"/>
-        </w:rPr>
-        <w:t xml:space="preserve">Why does </w:t>
-      </w:r>
-      <w:r>
-        <w:rPr>
-          <w:b/>
-        </w:rPr>
-        <w:t>input</w:t>
-      </w:r>
-      <w:r>
-        <w:rPr>
-          <w:b w:val="0"/>
-        </w:rPr>
-        <w:t xml:space="preserve"> 0 need rejection under this contract rather than an ordinary formatted response?. Return to this week and explain what you changed.</w:t>
-      </w:r>
-    </w:p>
-    <w:p>
-      <w:pPr>
-        <w:spacing w:line="336" w:lineRule="auto" w:after="180"/>
-      </w:pPr>
-      <w:r>
-        <w:rPr>
-          <w:b w:val="0"/>
-        </w:rPr>
-        <w:t xml:space="preserve">Review Authentication and authorisation (ai-6/5). Goal: Explain the </w:t>
-      </w:r>
-      <w:r>
-        <w:rPr>
-          <w:b/>
-        </w:rPr>
-        <w:t>mechanism</w:t>
-      </w:r>
-      <w:r>
-        <w:rPr>
-          <w:b w:val="0"/>
-        </w:rPr>
-        <w:t xml:space="preserve"> and terminology of authentication and authorisation. Short practice: Explain why Jo’s valid volunteer login does not permit editing C.</w:t>
-      </w:r>
-    </w:p>
-    <w:p>
-      <w:pPr>
-        <w:spacing w:line="336" w:lineRule="auto" w:after="180"/>
-      </w:pPr>
-      <w:r>
-        <w:rPr>
-          <w:b w:val="0"/>
-        </w:rPr>
-        <w:t>Which trusted role change allows the action, and why is a role written in the request insufficient?. Return to this week and explain what you changed.</w:t>
-      </w:r>
-    </w:p>
-    <w:p>
-      <w:pPr>
-        <w:spacing w:line="336" w:lineRule="auto" w:after="180"/>
-      </w:pPr>
-      <w:r>
-        <w:rPr>
-          <w:b w:val="0"/>
-        </w:rPr>
-        <w:t xml:space="preserve">Review Architecture and data flow (ai-6/2). Goal: Explain the </w:t>
-      </w:r>
-      <w:r>
-        <w:rPr>
-          <w:b/>
-        </w:rPr>
-        <w:t>mechanism</w:t>
-      </w:r>
-      <w:r>
-        <w:rPr>
-          <w:b w:val="0"/>
-        </w:rPr>
-        <w:t xml:space="preserve"> and terminology of architecture and data flow. Short practice: Label what moves along the library request, retrieval and drafting arrows.</w:t>
-      </w:r>
-    </w:p>
-    <w:p>
-      <w:pPr>
-        <w:spacing w:line="336" w:lineRule="auto" w:after="180"/>
-      </w:pPr>
-      <w:r>
-        <w:rPr>
-          <w:b w:val="0"/>
-        </w:rPr>
-        <w:t>Where does 17:30 come from, and why must the service stop if the retrieval arrow is disconnected?. Return to this week and explain what you changed.</w:t>
-      </w:r>
-    </w:p>
-    <w:p>
-      <w:pPr>
-        <w:pStyle w:val="Heading3"/>
-      </w:pPr>
-      <w:r>
         <w:t>Keep your completed work</w:t>
       </w:r>
     </w:p>
     <w:p>
       <w:pPr>
-        <w:spacing w:line="336" w:lineRule="auto" w:after="180"/>
-      </w:pPr>
-      <w:r>
-        <w:rPr>
-          <w:b w:val="0"/>
-        </w:rPr>
-        <w:t xml:space="preserve">Use Download completed work in the hosted lesson to export your answers, reflections, practice feedback and code-run </w:t>
-      </w:r>
-      <w:r>
-        <w:rPr>
-          <w:b/>
-        </w:rPr>
-        <w:t>evidence</w:t>
-      </w:r>
-      <w:r>
-        <w:rPr>
-          <w:b w:val="0"/>
-        </w:rPr>
-        <w:t>. Open the HTML copy to read or print it.</w:t>
-      </w:r>
-    </w:p>
-    <w:p>
-      <w:pPr>
-        <w:spacing w:line="336" w:lineRule="auto" w:after="180"/>
-      </w:pPr>
-      <w:r>
-        <w:rPr>
-          <w:b w:val="0"/>
-        </w:rPr>
-        <w:t>Drafts stay in this browser when storage is available; clear drafts on a shared device.</w:t>
-      </w:r>
-    </w:p>
-    <w:p>
-      <w:pPr>
-        <w:pStyle w:val="Heading3"/>
-      </w:pPr>
-      <w:r>
-        <w:t>What I repaired, the evidence I kept and the next test</w:t>
-      </w:r>
-    </w:p>
-    <w:p>
-      <w:r>
-        <w:t>________________________________________________________________</w:t>
-      </w:r>
-    </w:p>
-    <w:p>
-      <w:r>
-        <w:t>________________________________________________________________</w:t>
-      </w:r>
-    </w:p>
-    <w:p>
-      <w:r>
-        <w:t>________________________________________________________________</w:t>
-      </w:r>
-    </w:p>
-    <w:p>
-      <w:r>
-        <w:t>________________________________________________________________</w:t>
-      </w:r>
-    </w:p>
-    <w:p>
-      <w:r>
-        <w:t>________________________________________________________________</w:t>
-      </w:r>
-    </w:p>
-    <w:p>
-      <w:pPr>
         <w:pStyle w:val="Heading1"/>
       </w:pPr>
       <w:r>
-        <w:t>15. Visual concept journey</w:t>
-      </w:r>
-    </w:p>
-    <w:p>
-      <w:r>
-        <w:t>Explain each Testing model-dependent behaviour picture from its labels, then record a relevant limit.</w:t>
-      </w:r>
-    </w:p>
-    <w:p>
-      <w:pPr>
-        <w:pStyle w:val="Heading3"/>
+        <w:t>15. Reference · Six-picture response sheets</w:t>
+      </w:r>
+    </w:p>
+    <w:p>
+      <w:r>
+        <w:t>Choose the picture that helps explain the current step.</w:t>
+      </w:r>
+    </w:p>
+    <w:p>
+      <w:pPr>
+        <w:pStyle w:val="Heading2"/>
       </w:pPr>
       <w:r>
         <w:t>01. Testing model-dependent behaviour: the case</w:t>
@@ -2240,7 +2016,6 @@
     <w:p>
       <w:pPr>
         <w:spacing w:line="336" w:lineRule="auto" w:after="180"/>
-        <w:shd w:fill="F5F1FB"/>
       </w:pPr>
       <w:r>
         <w:rPr>
@@ -2279,7 +2054,7 @@
     </w:p>
     <w:p>
       <w:pPr>
-        <w:pStyle w:val="Heading3"/>
+        <w:pStyle w:val="Heading2"/>
       </w:pPr>
       <w:r>
         <w:t>02. Follow the deciding steps</w:t>
@@ -2335,7 +2110,6 @@
     <w:p>
       <w:pPr>
         <w:spacing w:line="336" w:lineRule="auto" w:after="180"/>
-        <w:shd w:fill="F5F1FB"/>
       </w:pPr>
       <w:r>
         <w:rPr>
@@ -2386,7 +2160,7 @@
     </w:p>
     <w:p>
       <w:pPr>
-        <w:pStyle w:val="Heading3"/>
+        <w:pStyle w:val="Heading2"/>
       </w:pPr>
       <w:r>
         <w:t>03. Testing model-dependent behaviour — evidence trace</w:t>
@@ -2500,7 +2274,6 @@
     <w:p>
       <w:pPr>
         <w:spacing w:line="336" w:lineRule="auto" w:after="180"/>
-        <w:shd w:fill="F5F1FB"/>
       </w:pPr>
       <w:r>
         <w:rPr>
@@ -2539,7 +2312,7 @@
     </w:p>
     <w:p>
       <w:pPr>
-        <w:pStyle w:val="Heading3"/>
+        <w:pStyle w:val="Heading2"/>
       </w:pPr>
       <w:r>
         <w:t>04. Change one thing. Trace what follows.</w:t>
@@ -2606,7 +2379,6 @@
     <w:p>
       <w:pPr>
         <w:spacing w:line="336" w:lineRule="auto" w:after="180"/>
-        <w:shd w:fill="F5F1FB"/>
       </w:pPr>
       <w:r>
         <w:rPr>
@@ -2645,7 +2417,7 @@
     </w:p>
     <w:p>
       <w:pPr>
-        <w:pStyle w:val="Heading3"/>
+        <w:pStyle w:val="Heading2"/>
       </w:pPr>
       <w:r>
         <w:t>05. Connect the explanation to its limit</w:t>
@@ -2712,7 +2484,6 @@
     <w:p>
       <w:pPr>
         <w:spacing w:line="336" w:lineRule="auto" w:after="180"/>
-        <w:shd w:fill="F5F1FB"/>
       </w:pPr>
       <w:r>
         <w:rPr>
@@ -2751,7 +2522,7 @@
     </w:p>
     <w:p>
       <w:pPr>
-        <w:pStyle w:val="Heading3"/>
+        <w:pStyle w:val="Heading2"/>
       </w:pPr>
       <w:r>
         <w:t>06. Make the idea visible in your project</w:t>
@@ -2842,7 +2613,6 @@
     <w:p>
       <w:pPr>
         <w:spacing w:line="336" w:lineRule="auto" w:after="180"/>
-        <w:shd w:fill="F5F1FB"/>
       </w:pPr>
       <w:r>
         <w:rPr>
@@ -2889,6 +2659,62 @@
     <w:p>
       <w:r>
         <w:t>________________________________________________________________</w:t>
+      </w:r>
+    </w:p>
+    <w:p>
+      <w:pPr>
+        <w:pStyle w:val="Heading2"/>
+      </w:pPr>
+      <w:r>
+        <w:t>Earlier wording, alternatives and picture transcripts · reference / check after trying</w:t>
+      </w:r>
+    </w:p>
+    <w:p>
+      <w:pPr>
+        <w:pStyle w:val="Heading3"/>
+      </w:pPr>
+      <w:r>
+        <w:t>01. Testing model-dependent behaviour: the case</w:t>
+      </w:r>
+    </w:p>
+    <w:p>
+      <w:pPr>
+        <w:pStyle w:val="Heading3"/>
+      </w:pPr>
+      <w:r>
+        <w:t>02. Follow the deciding steps</w:t>
+      </w:r>
+    </w:p>
+    <w:p>
+      <w:pPr>
+        <w:pStyle w:val="Heading3"/>
+      </w:pPr>
+      <w:r>
+        <w:t>03. Testing model-dependent behaviour — evidence trace</w:t>
+      </w:r>
+    </w:p>
+    <w:p>
+      <w:pPr>
+        <w:pStyle w:val="Heading3"/>
+      </w:pPr>
+      <w:r>
+        <w:t>04. Change one thing. Trace what follows.</w:t>
+      </w:r>
+    </w:p>
+    <w:p>
+      <w:pPr>
+        <w:pStyle w:val="Heading3"/>
+      </w:pPr>
+      <w:r>
+        <w:t>05. Connect the explanation to its limit</w:t>
+      </w:r>
+    </w:p>
+    <w:p>
+      <w:pPr>
+        <w:pStyle w:val="Heading3"/>
+      </w:pPr>
+      <w:r>
+        <w:t>06. Make the idea visible in your project</w:t>
       </w:r>
     </w:p>
     <w:sectPr>
